--- a/src/Tests/Inputs/resumes/04/input.docx
+++ b/src/Tests/Inputs/resumes/04/input.docx
@@ -1,6 +1,6 @@
 
 <file path=word/document.xml><?xml version="1.0" encoding="utf-8"?>
-<w:document xmlns:wpc="http://schemas.microsoft.com/office/word/2010/wordprocessingCanvas" xmlns:cx="http://schemas.microsoft.com/office/drawing/2014/chartex" xmlns:cx1="http://schemas.microsoft.com/office/drawing/2015/9/8/chartex" xmlns:cx2="http://schemas.microsoft.com/office/drawing/2015/10/21/chartex" xmlns:cx3="http://schemas.microsoft.com/office/drawing/2016/5/9/chartex" xmlns:cx4="http://schemas.microsoft.com/office/drawing/2016/5/10/chartex" xmlns:cx5="http://schemas.microsoft.com/office/drawing/2016/5/11/chartex" xmlns:cx6="http://schemas.microsoft.com/office/drawing/2016/5/12/chartex" xmlns:cx7="http://schemas.microsoft.com/office/drawing/2016/5/13/chartex" xmlns:cx8="http://schemas.microsoft.com/office/drawing/2016/5/14/chartex" xmlns:mc="http://schemas.openxmlformats.org/markup-compatibility/2006" xmlns:aink="http://schemas.microsoft.com/office/drawing/2016/ink" xmlns:am3d="http://schemas.microsoft.com/office/drawing/2017/model3d" xmlns:o="urn:schemas-microsoft-com:office:office" xmlns:oel="http://schemas.microsoft.com/office/2019/extlst" xmlns:r="http://schemas.openxmlformats.org/officeDocument/2006/relationships" xmlns:m="http://schemas.openxmlformats.org/officeDocument/2006/math" xmlns:v="urn:schemas-microsoft-com:vml" xmlns:wp14="http://schemas.microsoft.com/office/word/2010/wordprocessingDrawing" xmlns:wp="http://schemas.openxmlformats.org/drawingml/2006/wordprocessingDrawing" xmlns:w10="urn:schemas-microsoft-com:office:word" xmlns:w="http://schemas.openxmlformats.org/wordprocessingml/2006/main" xmlns:w14="http://schemas.microsoft.com/office/word/2010/wordml" xmlns:w15="http://schemas.microsoft.com/office/word/2012/wordml" xmlns:w16cex="http://schemas.microsoft.com/office/word/2018/wordml/cex" xmlns:w16cid="http://schemas.microsoft.com/office/word/2016/wordml/cid" xmlns:w16="http://schemas.microsoft.com/office/word/2018/wordml" xmlns:w16du="http://schemas.microsoft.com/office/word/2023/wordml/word16du" xmlns:w16sdtdh="http://schemas.microsoft.com/office/word/2020/wordml/sdtdatahash" xmlns:w16se="http://schemas.microsoft.com/office/word/2015/wordml/symex" xmlns:wpg="http://schemas.microsoft.com/office/word/2010/wordprocessingGroup" xmlns:wpi="http://schemas.microsoft.com/office/word/2010/wordprocessingInk" xmlns:wne="http://schemas.microsoft.com/office/word/2006/wordml" xmlns:wps="http://schemas.microsoft.com/office/word/2010/wordprocessingShape" mc:Ignorable="w14 w15 w16se w16cid w16 w16cex w16sdtdh wp14">
+<w:document xmlns:a="http://schemas.openxmlformats.org/drawingml/2006/main" xmlns:adec="http://schemas.microsoft.com/office/drawing/2017/decorative" xmlns:a16="http://schemas.microsoft.com/office/drawing/2014/main" xmlns:a14="http://schemas.microsoft.com/office/drawing/2010/main" xmlns:pic="http://schemas.openxmlformats.org/drawingml/2006/picture" xmlns:asvg="http://schemas.microsoft.com/office/drawing/2016/SVG/main" xmlns:wpc="http://schemas.microsoft.com/office/word/2010/wordprocessingCanvas" xmlns:cx="http://schemas.microsoft.com/office/drawing/2014/chartex" xmlns:cx1="http://schemas.microsoft.com/office/drawing/2015/9/8/chartex" xmlns:cx2="http://schemas.microsoft.com/office/drawing/2015/10/21/chartex" xmlns:cx3="http://schemas.microsoft.com/office/drawing/2016/5/9/chartex" xmlns:cx4="http://schemas.microsoft.com/office/drawing/2016/5/10/chartex" xmlns:cx5="http://schemas.microsoft.com/office/drawing/2016/5/11/chartex" xmlns:cx6="http://schemas.microsoft.com/office/drawing/2016/5/12/chartex" xmlns:cx7="http://schemas.microsoft.com/office/drawing/2016/5/13/chartex" xmlns:cx8="http://schemas.microsoft.com/office/drawing/2016/5/14/chartex" xmlns:mc="http://schemas.openxmlformats.org/markup-compatibility/2006" xmlns:aink="http://schemas.microsoft.com/office/drawing/2016/ink" xmlns:am3d="http://schemas.microsoft.com/office/drawing/2017/model3d" xmlns:o="urn:schemas-microsoft-com:office:office" xmlns:oel="http://schemas.microsoft.com/office/2019/extlst" xmlns:r="http://schemas.openxmlformats.org/officeDocument/2006/relationships" xmlns:m="http://schemas.openxmlformats.org/officeDocument/2006/math" xmlns:v="urn:schemas-microsoft-com:vml" xmlns:wp14="http://schemas.microsoft.com/office/word/2010/wordprocessingDrawing" xmlns:wp="http://schemas.openxmlformats.org/drawingml/2006/wordprocessingDrawing" xmlns:w10="urn:schemas-microsoft-com:office:word" xmlns:w="http://schemas.openxmlformats.org/wordprocessingml/2006/main" xmlns:w14="http://schemas.microsoft.com/office/word/2010/wordml" xmlns:w15="http://schemas.microsoft.com/office/word/2012/wordml" xmlns:w16cex="http://schemas.microsoft.com/office/word/2018/wordml/cex" xmlns:w16cid="http://schemas.microsoft.com/office/word/2016/wordml/cid" xmlns:w16="http://schemas.microsoft.com/office/word/2018/wordml" xmlns:w16du="http://schemas.microsoft.com/office/word/2023/wordml/word16du" xmlns:w16sdtdh="http://schemas.microsoft.com/office/word/2020/wordml/sdtdatahash" xmlns:w16se="http://schemas.microsoft.com/office/word/2015/wordml/symex" xmlns:wpg="http://schemas.microsoft.com/office/word/2010/wordprocessingGroup" xmlns:wpi="http://schemas.microsoft.com/office/word/2010/wordprocessingInk" xmlns:wne="http://schemas.microsoft.com/office/word/2006/wordml" xmlns:wps="http://schemas.microsoft.com/office/word/2010/wordprocessingShape" mc:Ignorable="w14 w15 w16se w16cid w16 w16cex w16sdtdh wp14">
   <w:body>
     <w:p>
       <w:r>
@@ -11,7 +11,7 @@
         <mc:AlternateContent>
           <mc:Choice Requires="wpg">
             <w:drawing>
-              <wp:anchor distT="0" distB="0" distL="114300" distR="114300" simplePos="0" relativeHeight="251659264" behindDoc="1" locked="1" layoutInCell="1" allowOverlap="1" wp14:anchorId="39B8AD40" wp14:editId="7CDB4E5B">
+              <wp:anchor distT="0" distB="0" distL="114300" distR="114300" simplePos="0" relativeHeight="251659264" behindDoc="1" locked="1" layoutInCell="1" allowOverlap="1" wp14:editId="7CDB4E5B" wp14:anchorId="39B8AD40">
                 <wp:simplePos x="0" y="0"/>
                 <wp:positionH relativeFrom="page">
                   <wp:posOffset>0</wp:posOffset>
@@ -786,20 +786,20 @@
           </mc:Choice>
           <mc:Fallback>
             <w:pict>
-              <v:group w14:anchorId="197456CC" id="Group 8" o:spid="_x0000_s1026" alt="decorative elements&#10;" style="position:absolute;margin-left:0;margin-top:-36.25pt;width:257.65pt;height:11in;z-index:-251657216;mso-width-percent:420;mso-height-percent:1000;mso-position-horizontal-relative:page;mso-width-percent:420;mso-height-percent:1000" coordsize="32725,100584" o:gfxdata="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">
-                <v:rect id="Rectangle 604" o:spid="_x0000_s1027" style="position:absolute;width:32639;height:100457;visibility:visible;mso-wrap-style:square;v-text-anchor:top" o:gfxdata="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" fillcolor="#0f3344 [3204]" stroked="f"/>
-                <v:group id="Group 1" o:spid="_x0000_s1028" style="position:absolute;top:74676;width:32639;height:25908" coordorigin="62,74725" coordsize="32640,25909" o:gfxdata="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">
-                  <v:shape id="Freeform 605" o:spid="_x0000_s1029" style="position:absolute;left:62;top:74725;width:32640;height:25910;visibility:visible;mso-wrap-style:square;v-text-anchor:top" coordsize="506,405" o:gfxdata="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" path="m,44c46,22,46,22,46,22,90,,144,18,167,63v,,,,,c179,88,209,99,235,88v11,-5,11,-5,11,-5c277,70,313,90,319,123v,,,,,c324,151,349,171,378,167v23,-3,23,-3,23,-3c424,161,447,175,456,196v50,120,50,120,50,120c506,405,506,405,506,405,,405,,405,,405l,44xe" fillcolor="#fcea10 [3207]" stroked="f">
+              <v:group id="Group 8" style="position:absolute;margin-left:0;margin-top:-36.25pt;width:257.65pt;height:11in;z-index:-251657216;mso-width-percent:420;mso-height-percent:1000;mso-position-horizontal-relative:page;mso-width-percent:420;mso-height-percent:1000" alt="decorative elements&#10;" coordsize="32725,100584" o:spid="_x0000_s1026" o:gfxdata="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" w14:anchorId="197456CC">
+                <v:rect id="Rectangle 604" style="position:absolute;width:32639;height:100457;visibility:visible;mso-wrap-style:square;v-text-anchor:top" o:spid="_x0000_s1027" fillcolor="#0f3344 [3204]" stroked="f" o:gfxdata="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"/>
+                <v:group id="Group 1" style="position:absolute;top:74676;width:32639;height:25908" coordsize="32640,25909" coordorigin="62,74725" o:spid="_x0000_s1028" o:gfxdata="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">
+                  <v:shape id="Freeform 605" style="position:absolute;left:62;top:74725;width:32640;height:25910;visibility:visible;mso-wrap-style:square;v-text-anchor:top" coordsize="506,405" o:spid="_x0000_s1029" fillcolor="#fcea10 [3207]" stroked="f" path="m,44c46,22,46,22,46,22,90,,144,18,167,63v,,,,,c179,88,209,99,235,88v11,-5,11,-5,11,-5c277,70,313,90,319,123v,,,,,c324,151,349,171,378,167v23,-3,23,-3,23,-3c424,161,447,175,456,196v50,120,50,120,50,120c506,405,506,405,506,405,,405,,405,,405l,44xe" o:gfxdata="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">
                     <v:path arrowok="t" o:connecttype="custom" o:connectlocs="0,281488;296730,140744;1077260,403040;1077260,403040;1515905,562977;1586862,530990;2057760,786888;2057760,786888;2438349,1068377;2586714,1049184;2941500,1253903;3264033,2021599;3264033,2590973;0,2590973;0,281488" o:connectangles="0,0,0,0,0,0,0,0,0,0,0,0,0,0,0"/>
                   </v:shape>
-                  <v:shape id="Freeform 606" o:spid="_x0000_s1030" style="position:absolute;left:3941;top:78620;width:28761;height:22015;visibility:visible;mso-wrap-style:square;v-text-anchor:top" coordsize="446,344" o:gfxdata="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" path="m446,28c420,17,420,17,420,17,378,,331,21,316,63v-7,19,-7,19,-7,19c293,125,244,146,202,127v,,,,,c164,110,119,125,100,161,,344,,344,,344v446,,446,,446,l446,28xe" fillcolor="#e5d8ea [3205]" stroked="f">
+                  <v:shape id="Freeform 606" style="position:absolute;left:3941;top:78620;width:28761;height:22015;visibility:visible;mso-wrap-style:square;v-text-anchor:top" coordsize="446,344" o:spid="_x0000_s1030" fillcolor="#e5d8ea [3205]" stroked="f" path="m446,28c420,17,420,17,420,17,378,,331,21,316,63v-7,19,-7,19,-7,19c293,125,244,146,202,127v,,,,,c164,110,119,125,100,161,,344,,344,,344v446,,446,,446,l446,28xe" o:gfxdata="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">
                     <v:path arrowok="t" o:connecttype="custom" o:connectlocs="2876088,179189;2708424,108794;2037766,403176;1992626,524769;1302623,812752;1302623,812752;644863,1030339;0,2201470;2876088,2201470;2876088,179189" o:connectangles="0,0,0,0,0,0,0,0,0,0"/>
                   </v:shape>
-                  <v:shape id="Freeform 608" o:spid="_x0000_s1031" style="position:absolute;left:62;top:87703;width:28387;height:12932;visibility:visible;mso-wrap-style:square;v-text-anchor:top" coordsize="440,202" o:gfxdata="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" path="m440,202c416,153,416,153,416,153,405,130,377,120,354,132v-22,11,-22,11,-22,11c306,156,275,142,267,115v,,,,,c260,89,232,75,207,85v-9,3,-9,3,-9,3c176,97,151,87,140,66v,,,,,c118,22,69,,22,14,,20,,20,,20,,202,,202,,202r440,xe" fillcolor="#f8c4d7 [3206]" stroked="f">
+                  <v:shape id="Freeform 608" style="position:absolute;left:62;top:87703;width:28387;height:12932;visibility:visible;mso-wrap-style:square;v-text-anchor:top" coordsize="440,202" o:spid="_x0000_s1031" fillcolor="#f8c4d7 [3206]" stroked="f" path="m440,202c416,153,416,153,416,153,405,130,377,120,354,132v-22,11,-22,11,-22,11c306,156,275,142,267,115v,,,,,c260,89,232,75,207,85v-9,3,-9,3,-9,3c176,97,151,87,140,66v,,,,,c118,22,69,,22,14,,20,,20,,20,,202,,202,,202r440,xe" o:gfxdata="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">
                     <v:path arrowok="t" o:connecttype="custom" o:connectlocs="2838696,1293149;2683858,979464;2283860,845028;2141925,915447;1722572,736199;1722572,736199;1335477,544147;1277413,563352;903221,422514;903221,422514;141935,89624;0,128035;0,1293149;2838696,1293149" o:connectangles="0,0,0,0,0,0,0,0,0,0,0,0,0,0"/>
                   </v:shape>
                 </v:group>
-                <v:shape id="Freeform 5" o:spid="_x0000_s1032" style="position:absolute;width:32725;height:29067;visibility:visible;mso-wrap-style:square;v-text-anchor:top" coordsize="506,446" o:gfxdata="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" path="m,412v33,13,33,13,33,13c85,446,143,420,162,368v9,-24,9,-24,9,-24c190,290,252,265,304,288v,,,,,c351,309,406,291,431,246,506,108,506,108,506,108,506,,506,,506,,,,,,,l,412xe" fillcolor="#e5d8ea [3205]" stroked="f">
+                <v:shape id="Freeform 5" style="position:absolute;width:32725;height:29067;visibility:visible;mso-wrap-style:square;v-text-anchor:top" coordsize="506,446" o:spid="_x0000_s1032" fillcolor="#e5d8ea [3205]" stroked="f" path="m,412v33,13,33,13,33,13c85,446,143,420,162,368v9,-24,9,-24,9,-24c190,290,252,265,304,288v,,,,,c351,309,406,291,431,246,506,108,506,108,506,108,506,,506,,506,,,,,,,l,412xe" o:gfxdata="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">
                   <v:path arrowok="t" o:connecttype="custom" o:connectlocs="0,2685171;213430,2769897;1047746,2398405;1105954,2241988;1966140,1877013;1966140,1877013;2787521,1603282;3272589,703880;3272589,0;0,0;0,2685171" o:connectangles="0,0,0,0,0,0,0,0,0,0,0"/>
                 </v:shape>
                 <w10:wrap anchorx="page"/>
@@ -919,8 +919,8 @@
                 </mc:Choice>
                 <mc:Fallback>
                   <w:pict>
-                    <v:oval w14:anchorId="49DCE181" id="Oval 1" o:spid="_x0000_s1026" alt="woman's headshot" style="width:142.55pt;height:142.55pt;visibility:visible;mso-wrap-style:square;mso-left-percent:-10001;mso-top-percent:-10001;mso-position-horizontal:absolute;mso-position-horizontal-relative:char;mso-position-vertical:absolute;mso-position-vertical-relative:line;mso-left-percent:-10001;mso-top-percent:-10001;v-text-anchor:middle" o:gfxdata="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" strokecolor="#071921 [1604]" strokeweight="1pt">
-                      <v:fill r:id="rId9" o:title="woman's headshot" recolor="t" rotate="t" type="frame"/>
+                    <v:oval id="Oval 1" style="width:142.55pt;height:142.55pt;visibility:visible;mso-wrap-style:square;mso-left-percent:-10001;mso-top-percent:-10001;mso-position-horizontal:absolute;mso-position-horizontal-relative:char;mso-position-vertical:absolute;mso-position-vertical-relative:line;mso-left-percent:-10001;mso-top-percent:-10001;v-text-anchor:middle" alt="woman's headshot" o:spid="_x0000_s1026" strokecolor="#071921 [1604]" strokeweight="1pt" o:gfxdata="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" w14:anchorId="49DCE181">
+                      <v:fill type="frame" o:title="woman's headshot" recolor="t" rotate="t" r:id="rId9"/>
                       <v:stroke joinstyle="miter"/>
                       <w10:anchorlock/>
                     </v:oval>

--- a/src/Tests/Inputs/resumes/04/input.docx
+++ b/src/Tests/Inputs/resumes/04/input.docx
@@ -3965,1954 +3965,6 @@
 </w:webSettings>
 </file>
 
-<file path=word/glossary/document.xml><?xml version="1.0" encoding="utf-8"?>
-<w:glossaryDocument xmlns:wpc="http://schemas.microsoft.com/office/word/2010/wordprocessingCanvas" xmlns:cx="http://schemas.microsoft.com/office/drawing/2014/chartex" xmlns:cx1="http://schemas.microsoft.com/office/drawing/2015/9/8/chartex" xmlns:cx2="http://schemas.microsoft.com/office/drawing/2015/10/21/chartex" xmlns:cx3="http://schemas.microsoft.com/office/drawing/2016/5/9/chartex" xmlns:cx4="http://schemas.microsoft.com/office/drawing/2016/5/10/chartex" xmlns:cx5="http://schemas.microsoft.com/office/drawing/2016/5/11/chartex" xmlns:cx6="http://schemas.microsoft.com/office/drawing/2016/5/12/chartex" xmlns:cx7="http://schemas.microsoft.com/office/drawing/2016/5/13/chartex" xmlns:cx8="http://schemas.microsoft.com/office/drawing/2016/5/14/chartex" xmlns:mc="http://schemas.openxmlformats.org/markup-compatibility/2006" xmlns:aink="http://schemas.microsoft.com/office/drawing/2016/ink" xmlns:am3d="http://schemas.microsoft.com/office/drawing/2017/model3d" xmlns:o="urn:schemas-microsoft-com:office:office" xmlns:oel="http://schemas.microsoft.com/office/2019/extlst" xmlns:r="http://schemas.openxmlformats.org/officeDocument/2006/relationships" xmlns:m="http://schemas.openxmlformats.org/officeDocument/2006/math" xmlns:v="urn:schemas-microsoft-com:vml" xmlns:wp14="http://schemas.microsoft.com/office/word/2010/wordprocessingDrawing" xmlns:wp="http://schemas.openxmlformats.org/drawingml/2006/wordprocessingDrawing" xmlns:w10="urn:schemas-microsoft-com:office:word" xmlns:w="http://schemas.openxmlformats.org/wordprocessingml/2006/main" xmlns:w14="http://schemas.microsoft.com/office/word/2010/wordml" xmlns:w15="http://schemas.microsoft.com/office/word/2012/wordml" xmlns:w16cex="http://schemas.microsoft.com/office/word/2018/wordml/cex" xmlns:w16cid="http://schemas.microsoft.com/office/word/2016/wordml/cid" xmlns:w16="http://schemas.microsoft.com/office/word/2018/wordml" xmlns:w16du="http://schemas.microsoft.com/office/word/2023/wordml/word16du" xmlns:w16sdtdh="http://schemas.microsoft.com/office/word/2020/wordml/sdtdatahash" xmlns:w16se="http://schemas.microsoft.com/office/word/2015/wordml/symex" xmlns:wpg="http://schemas.microsoft.com/office/word/2010/wordprocessingGroup" xmlns:wpi="http://schemas.microsoft.com/office/word/2010/wordprocessingInk" xmlns:wne="http://schemas.microsoft.com/office/word/2006/wordml" xmlns:wps="http://schemas.microsoft.com/office/word/2010/wordprocessingShape" mc:Ignorable="w14 w15 w16se w16cid w16 w16cex w16sdtdh wp14">
-  <w:docParts>
-    <w:docPart>
-      <w:docPartPr>
-        <w:name w:val="FCAA6923771A4A7A8F36D385E985DE59"/>
-        <w:category>
-          <w:name w:val="General"/>
-          <w:gallery w:val="placeholder"/>
-        </w:category>
-        <w:types>
-          <w:type w:val="bbPlcHdr"/>
-        </w:types>
-        <w:behaviors>
-          <w:behavior w:val="content"/>
-        </w:behaviors>
-        <w:guid w:val="{28999043-0710-4E93-8164-8F8BE29BA641}"/>
-      </w:docPartPr>
-      <w:docPartBody>
-        <w:p>
-          <w:pPr>
-            <w:pStyle w:val="FCAA6923771A4A7A8F36D385E985DE591"/>
-          </w:pPr>
-          <w:r>
-            <w:rPr>
-              <w:bCs w:val="0"/>
-            </w:rPr>
-            <w:t>DIAN NUGRAHA</w:t>
-          </w:r>
-        </w:p>
-      </w:docPartBody>
-    </w:docPart>
-    <w:docPart>
-      <w:docPartPr>
-        <w:name w:val="8199A9F9263D4AB4A7C35645D1FF93EB"/>
-        <w:category>
-          <w:name w:val="General"/>
-          <w:gallery w:val="placeholder"/>
-        </w:category>
-        <w:types>
-          <w:type w:val="bbPlcHdr"/>
-        </w:types>
-        <w:behaviors>
-          <w:behavior w:val="content"/>
-        </w:behaviors>
-        <w:guid w:val="{5D64D280-CA8C-4508-8EAF-B97962A0899B}"/>
-      </w:docPartPr>
-      <w:docPartBody>
-        <w:p>
-          <w:pPr>
-            <w:pStyle w:val="8199A9F9263D4AB4A7C35645D1FF93EB"/>
-          </w:pPr>
-          <w:r>
-            <w:t>Experience</w:t>
-          </w:r>
-        </w:p>
-      </w:docPartBody>
-    </w:docPart>
-    <w:docPart>
-      <w:docPartPr>
-        <w:name w:val="7C35D344740A43948C018966B80E7CA9"/>
-        <w:category>
-          <w:name w:val="General"/>
-          <w:gallery w:val="placeholder"/>
-        </w:category>
-        <w:types>
-          <w:type w:val="bbPlcHdr"/>
-        </w:types>
-        <w:behaviors>
-          <w:behavior w:val="content"/>
-        </w:behaviors>
-        <w:guid w:val="{FA4AA1E5-2F0B-43E6-BE8B-C77EB9205941}"/>
-      </w:docPartPr>
-      <w:docPartBody>
-        <w:p>
-          <w:pPr>
-            <w:pStyle w:val="7C35D344740A43948C018966B80E7CA9"/>
-          </w:pPr>
-          <w:r>
-            <w:t>Dec 20XX–Jan 20XX</w:t>
-          </w:r>
-        </w:p>
-      </w:docPartBody>
-    </w:docPart>
-    <w:docPart>
-      <w:docPartPr>
-        <w:name w:val="2A325C94262C4354960F36588B3DB191"/>
-        <w:category>
-          <w:name w:val="General"/>
-          <w:gallery w:val="placeholder"/>
-        </w:category>
-        <w:types>
-          <w:type w:val="bbPlcHdr"/>
-        </w:types>
-        <w:behaviors>
-          <w:behavior w:val="content"/>
-        </w:behaviors>
-        <w:guid w:val="{639A1053-A5D6-468A-AA25-A5E034654060}"/>
-      </w:docPartPr>
-      <w:docPartBody>
-        <w:p>
-          <w:pPr>
-            <w:pStyle w:val="2A325C94262C4354960F36588B3DB191"/>
-          </w:pPr>
-          <w:r>
-            <w:t>Office Manager</w:t>
-          </w:r>
-        </w:p>
-      </w:docPartBody>
-    </w:docPart>
-    <w:docPart>
-      <w:docPartPr>
-        <w:name w:val="4900DF51C14140CBA2AF9FB37FE6ECDE"/>
-        <w:category>
-          <w:name w:val="General"/>
-          <w:gallery w:val="placeholder"/>
-        </w:category>
-        <w:types>
-          <w:type w:val="bbPlcHdr"/>
-        </w:types>
-        <w:behaviors>
-          <w:behavior w:val="content"/>
-        </w:behaviors>
-        <w:guid w:val="{63B48745-4A14-4C60-A13C-62A03B75E61C}"/>
-      </w:docPartPr>
-      <w:docPartBody>
-        <w:p>
-          <w:pPr>
-            <w:pStyle w:val="4900DF51C14140CBA2AF9FB37FE6ECDE"/>
-          </w:pPr>
-          <w:r>
-            <w:t>Northwind Traders</w:t>
-          </w:r>
-        </w:p>
-      </w:docPartBody>
-    </w:docPart>
-    <w:docPart>
-      <w:docPartPr>
-        <w:name w:val="72A43969C9A341F1B94A1D75FF256256"/>
-        <w:category>
-          <w:name w:val="General"/>
-          <w:gallery w:val="placeholder"/>
-        </w:category>
-        <w:types>
-          <w:type w:val="bbPlcHdr"/>
-        </w:types>
-        <w:behaviors>
-          <w:behavior w:val="content"/>
-        </w:behaviors>
-        <w:guid w:val="{F4DF8AED-EE44-44A8-A704-F3DD866EFE35}"/>
-      </w:docPartPr>
-      <w:docPartBody>
-        <w:p>
-          <w:pPr>
-            <w:pStyle w:val="72A43969C9A341F1B94A1D75FF256256"/>
-          </w:pPr>
-          <w:r>
-            <w:t>Feb 20XX–Dec 20XX</w:t>
-          </w:r>
-        </w:p>
-      </w:docPartBody>
-    </w:docPart>
-    <w:docPart>
-      <w:docPartPr>
-        <w:name w:val="086AA1A5C2AC4FE5B305EF3DD8B4A1F9"/>
-        <w:category>
-          <w:name w:val="General"/>
-          <w:gallery w:val="placeholder"/>
-        </w:category>
-        <w:types>
-          <w:type w:val="bbPlcHdr"/>
-        </w:types>
-        <w:behaviors>
-          <w:behavior w:val="content"/>
-        </w:behaviors>
-        <w:guid w:val="{362E99ED-AF07-4645-86B9-C493CE828E4B}"/>
-      </w:docPartPr>
-      <w:docPartBody>
-        <w:p>
-          <w:pPr>
-            <w:pStyle w:val="086AA1A5C2AC4FE5B305EF3DD8B4A1F9"/>
-          </w:pPr>
-          <w:r>
-            <w:t>Administrative Assistant</w:t>
-          </w:r>
-        </w:p>
-      </w:docPartBody>
-    </w:docPart>
-    <w:docPart>
-      <w:docPartPr>
-        <w:name w:val="66B4BBCC6D5B4E879FF6943018429F3C"/>
-        <w:category>
-          <w:name w:val="General"/>
-          <w:gallery w:val="placeholder"/>
-        </w:category>
-        <w:types>
-          <w:type w:val="bbPlcHdr"/>
-        </w:types>
-        <w:behaviors>
-          <w:behavior w:val="content"/>
-        </w:behaviors>
-        <w:guid w:val="{0D81FFA2-61BC-494D-9434-64AE88138FE0}"/>
-      </w:docPartPr>
-      <w:docPartBody>
-        <w:p>
-          <w:pPr>
-            <w:pStyle w:val="66B4BBCC6D5B4E879FF6943018429F3C"/>
-          </w:pPr>
-          <w:r>
-            <w:t>Wide World Importers</w:t>
-          </w:r>
-        </w:p>
-      </w:docPartBody>
-    </w:docPart>
-    <w:docPart>
-      <w:docPartPr>
-        <w:name w:val="6CD3B6FAF2A648B9AB2A499B9440C5AC"/>
-        <w:category>
-          <w:name w:val="General"/>
-          <w:gallery w:val="placeholder"/>
-        </w:category>
-        <w:types>
-          <w:type w:val="bbPlcHdr"/>
-        </w:types>
-        <w:behaviors>
-          <w:behavior w:val="content"/>
-        </w:behaviors>
-        <w:guid w:val="{2D482A32-AD22-41B0-8456-1BF285B66B9D}"/>
-      </w:docPartPr>
-      <w:docPartBody>
-        <w:p>
-          <w:pPr>
-            <w:pStyle w:val="6CD3B6FAF2A648B9AB2A499B9440C5AC"/>
-          </w:pPr>
-          <w:r>
-            <w:t>Mar 20XX–Feb 20XX</w:t>
-          </w:r>
-        </w:p>
-      </w:docPartBody>
-    </w:docPart>
-    <w:docPart>
-      <w:docPartPr>
-        <w:name w:val="AD5765372F764AAC9661B2E266F125D6"/>
-        <w:category>
-          <w:name w:val="General"/>
-          <w:gallery w:val="placeholder"/>
-        </w:category>
-        <w:types>
-          <w:type w:val="bbPlcHdr"/>
-        </w:types>
-        <w:behaviors>
-          <w:behavior w:val="content"/>
-        </w:behaviors>
-        <w:guid w:val="{80B2D288-AF89-4074-BA39-61DC5574F396}"/>
-      </w:docPartPr>
-      <w:docPartBody>
-        <w:p>
-          <w:pPr>
-            <w:pStyle w:val="AD5765372F764AAC9661B2E266F125D6"/>
-          </w:pPr>
-          <w:r>
-            <w:t>Office Intern</w:t>
-          </w:r>
-        </w:p>
-      </w:docPartBody>
-    </w:docPart>
-    <w:docPart>
-      <w:docPartPr>
-        <w:name w:val="0F85E4A1928F4F8187D51F0D0D36F071"/>
-        <w:category>
-          <w:name w:val="General"/>
-          <w:gallery w:val="placeholder"/>
-        </w:category>
-        <w:types>
-          <w:type w:val="bbPlcHdr"/>
-        </w:types>
-        <w:behaviors>
-          <w:behavior w:val="content"/>
-        </w:behaviors>
-        <w:guid w:val="{1D981AA7-4F90-4B04-B292-11E8893C5EE9}"/>
-      </w:docPartPr>
-      <w:docPartBody>
-        <w:p>
-          <w:pPr>
-            <w:pStyle w:val="0F85E4A1928F4F8187D51F0D0D36F071"/>
-          </w:pPr>
-          <w:r>
-            <w:t>Olson Harris, Ltd.</w:t>
-          </w:r>
-        </w:p>
-      </w:docPartBody>
-    </w:docPart>
-    <w:docPart>
-      <w:docPartPr>
-        <w:name w:val="7FD2C99668B14671A7EF2D06AFA71BD1"/>
-        <w:category>
-          <w:name w:val="General"/>
-          <w:gallery w:val="placeholder"/>
-        </w:category>
-        <w:types>
-          <w:type w:val="bbPlcHdr"/>
-        </w:types>
-        <w:behaviors>
-          <w:behavior w:val="content"/>
-        </w:behaviors>
-        <w:guid w:val="{2CB8B308-5A34-45CC-8735-370FEDED4145}"/>
-      </w:docPartPr>
-      <w:docPartBody>
-        <w:p>
-          <w:pPr>
-            <w:pStyle w:val="7FD2C99668B14671A7EF2D06AFA71BD1"/>
-          </w:pPr>
-          <w:r>
-            <w:t>Developed and implemented office policies and procedures to improve office efficiency and reduce costs.</w:t>
-          </w:r>
-        </w:p>
-      </w:docPartBody>
-    </w:docPart>
-    <w:docPart>
-      <w:docPartPr>
-        <w:name w:val="A66D5B05E0C94A7D83BDC1703C0E9253"/>
-        <w:category>
-          <w:name w:val="General"/>
-          <w:gallery w:val="placeholder"/>
-        </w:category>
-        <w:types>
-          <w:type w:val="bbPlcHdr"/>
-        </w:types>
-        <w:behaviors>
-          <w:behavior w:val="content"/>
-        </w:behaviors>
-        <w:guid w:val="{E232CA04-327F-41B2-B404-3E47CBB3E70D}"/>
-      </w:docPartPr>
-      <w:docPartBody>
-        <w:p>
-          <w:pPr>
-            <w:pStyle w:val="A66D5B05E0C94A7D83BDC1703C0E9253"/>
-          </w:pPr>
-          <w:r>
-            <w:t>Education</w:t>
-          </w:r>
-        </w:p>
-      </w:docPartBody>
-    </w:docPart>
-    <w:docPart>
-      <w:docPartPr>
-        <w:name w:val="1F6B85C1C22B4F58BD9EA6CF7748DC8F"/>
-        <w:category>
-          <w:name w:val="General"/>
-          <w:gallery w:val="placeholder"/>
-        </w:category>
-        <w:types>
-          <w:type w:val="bbPlcHdr"/>
-        </w:types>
-        <w:behaviors>
-          <w:behavior w:val="content"/>
-        </w:behaviors>
-        <w:guid w:val="{C53037F9-F4D3-4351-BBEC-19D178254C84}"/>
-      </w:docPartPr>
-      <w:docPartBody>
-        <w:p>
-          <w:pPr>
-            <w:pStyle w:val="1F6B85C1C22B4F58BD9EA6CF7748DC8F"/>
-          </w:pPr>
-          <w:r>
-            <w:t>Bellows College</w:t>
-          </w:r>
-          <w:r>
-            <w:t xml:space="preserve">, </w:t>
-          </w:r>
-          <w:r>
-            <w:t>Berkeley, CA</w:t>
-          </w:r>
-        </w:p>
-      </w:docPartBody>
-    </w:docPart>
-    <w:docPart>
-      <w:docPartPr>
-        <w:name w:val="2847141F85134FB5AD456EC1852BBEF2"/>
-        <w:category>
-          <w:name w:val="General"/>
-          <w:gallery w:val="placeholder"/>
-        </w:category>
-        <w:types>
-          <w:type w:val="bbPlcHdr"/>
-        </w:types>
-        <w:behaviors>
-          <w:behavior w:val="content"/>
-        </w:behaviors>
-        <w:guid w:val="{A8A4C28D-F884-4E5E-AC14-8A14F93C330F}"/>
-      </w:docPartPr>
-      <w:docPartBody>
-        <w:p>
-          <w:pPr>
-            <w:pStyle w:val="2847141F85134FB5AD456EC1852BBEF2"/>
-          </w:pPr>
-          <w:r>
-            <w:t>Bachelor of Science in Business Administration</w:t>
-          </w:r>
-          <w:r>
-            <w:t>, 20XX</w:t>
-          </w:r>
-        </w:p>
-      </w:docPartBody>
-    </w:docPart>
-    <w:docPart>
-      <w:docPartPr>
-        <w:name w:val="8E5D0582F00943DEBB6981B820E73BEE"/>
-        <w:category>
-          <w:name w:val="General"/>
-          <w:gallery w:val="placeholder"/>
-        </w:category>
-        <w:types>
-          <w:type w:val="bbPlcHdr"/>
-        </w:types>
-        <w:behaviors>
-          <w:behavior w:val="content"/>
-        </w:behaviors>
-        <w:guid w:val="{A83E3E69-5EE2-4243-8C0A-75F133EFF7B7}"/>
-      </w:docPartPr>
-      <w:docPartBody>
-        <w:p>
-          <w:pPr>
-            <w:pStyle w:val="8E5D0582F00943DEBB6981B820E73BEE"/>
-          </w:pPr>
-          <w:r>
-            <w:t>Communication</w:t>
-          </w:r>
-        </w:p>
-      </w:docPartBody>
-    </w:docPart>
-    <w:docPart>
-      <w:docPartPr>
-        <w:name w:val="74257BEAA0414DA3B31B1D9765698A58"/>
-        <w:category>
-          <w:name w:val="General"/>
-          <w:gallery w:val="placeholder"/>
-        </w:category>
-        <w:types>
-          <w:type w:val="bbPlcHdr"/>
-        </w:types>
-        <w:behaviors>
-          <w:behavior w:val="content"/>
-        </w:behaviors>
-        <w:guid w:val="{CA4471E4-8BCA-41D3-ABD8-6F81D0E07B93}"/>
-      </w:docPartPr>
-      <w:docPartBody>
-        <w:p>
-          <w:pPr>
-            <w:pStyle w:val="74257BEAA0414DA3B31B1D9765698A58"/>
-          </w:pPr>
-          <w:r>
-            <w:t>As an office manager, I have honed my communication skills through years of experience in verbal and written communication with clients, vendors, and team members. I have extensive experience in creating and delivering presentations, preparing and responding to business correspondence, and ensuring effective communication throughout the office.</w:t>
-          </w:r>
-        </w:p>
-      </w:docPartBody>
-    </w:docPart>
-    <w:docPart>
-      <w:docPartPr>
-        <w:name w:val="95BD36A33BCA4BF6B83D4C32EF896C07"/>
-        <w:category>
-          <w:name w:val="General"/>
-          <w:gallery w:val="placeholder"/>
-        </w:category>
-        <w:types>
-          <w:type w:val="bbPlcHdr"/>
-        </w:types>
-        <w:behaviors>
-          <w:behavior w:val="content"/>
-        </w:behaviors>
-        <w:guid w:val="{28AC4A8F-EE59-46FD-899C-E36C00DAF686}"/>
-      </w:docPartPr>
-      <w:docPartBody>
-        <w:p>
-          <w:pPr>
-            <w:pStyle w:val="95BD36A33BCA4BF6B83D4C32EF896C07"/>
-          </w:pPr>
-          <w:r>
-            <w:t>Leadership</w:t>
-          </w:r>
-        </w:p>
-      </w:docPartBody>
-    </w:docPart>
-    <w:docPart>
-      <w:docPartPr>
-        <w:name w:val="E95EBE4150904E2CB40F20492D15E2E3"/>
-        <w:category>
-          <w:name w:val="General"/>
-          <w:gallery w:val="placeholder"/>
-        </w:category>
-        <w:types>
-          <w:type w:val="bbPlcHdr"/>
-        </w:types>
-        <w:behaviors>
-          <w:behavior w:val="content"/>
-        </w:behaviors>
-        <w:guid w:val="{49313271-869C-48B4-856D-29EAE5F3ECEB}"/>
-      </w:docPartPr>
-      <w:docPartBody>
-        <w:p>
-          <w:pPr>
-            <w:pStyle w:val="E95EBE4150904E2CB40F20492D15E2E3"/>
-          </w:pPr>
-          <w:r>
-            <w:t xml:space="preserve">I have demonstrated strong leadership skills in managing a team of administrative staff and supervising daily office operations. I have experience in providing guidance and support to staff, setting performance expectations and providing feedback, and </w:t>
-          </w:r>
-          <w:r>
-            <w:t>addressing issues as they arise</w:t>
-          </w:r>
-          <w:r>
-            <w:t>.</w:t>
-          </w:r>
-        </w:p>
-      </w:docPartBody>
-    </w:docPart>
-    <w:docPart>
-      <w:docPartPr>
-        <w:name w:val="5B845F6E5A1D4A8FAE07ECCE451AFC7E"/>
-        <w:category>
-          <w:name w:val="General"/>
-          <w:gallery w:val="placeholder"/>
-        </w:category>
-        <w:types>
-          <w:type w:val="bbPlcHdr"/>
-        </w:types>
-        <w:behaviors>
-          <w:behavior w:val="content"/>
-        </w:behaviors>
-        <w:guid w:val="{0A2F000D-4F3A-4026-B8C8-F92989A869CC}"/>
-      </w:docPartPr>
-      <w:docPartBody>
-        <w:p>
-          <w:pPr>
-            <w:pStyle w:val="5B845F6E5A1D4A8FAE07ECCE451AFC7E"/>
-          </w:pPr>
-          <w:r>
-            <w:t>References</w:t>
-          </w:r>
-        </w:p>
-      </w:docPartBody>
-    </w:docPart>
-    <w:docPart>
-      <w:docPartPr>
-        <w:name w:val="EC3426126CBD4FC89A22CC1138B071C4"/>
-        <w:category>
-          <w:name w:val="General"/>
-          <w:gallery w:val="placeholder"/>
-        </w:category>
-        <w:types>
-          <w:type w:val="bbPlcHdr"/>
-        </w:types>
-        <w:behaviors>
-          <w:behavior w:val="content"/>
-        </w:behaviors>
-        <w:guid w:val="{047097C1-76F8-47C8-B27F-EB44EC0AF5A3}"/>
-      </w:docPartPr>
-      <w:docPartBody>
-        <w:p>
-          <w:pPr>
-            <w:pStyle w:val="EC3426126CBD4FC89A22CC1138B071C4"/>
-          </w:pPr>
-          <w:r>
-            <w:t>Available upon request.</w:t>
-          </w:r>
-        </w:p>
-      </w:docPartBody>
-    </w:docPart>
-    <w:docPart>
-      <w:docPartPr>
-        <w:name w:val="C74731D330C748F8BFB052B5EA50440E"/>
-        <w:category>
-          <w:name w:val="General"/>
-          <w:gallery w:val="placeholder"/>
-        </w:category>
-        <w:types>
-          <w:type w:val="bbPlcHdr"/>
-        </w:types>
-        <w:behaviors>
-          <w:behavior w:val="content"/>
-        </w:behaviors>
-        <w:guid w:val="{D45FF147-E3AB-4101-BD86-70BD481C609E}"/>
-      </w:docPartPr>
-      <w:docPartBody>
-        <w:p>
-          <w:pPr>
-            <w:pStyle w:val="Information"/>
-          </w:pPr>
-          <w:r>
-            <w:t>210 Stars Ave</w:t>
-          </w:r>
-        </w:p>
-        <w:p>
-          <w:pPr>
-            <w:pStyle w:val="C74731D330C748F8BFB052B5EA50440E"/>
-          </w:pPr>
-          <w:r>
-            <w:t>Berkeley, CA 78910</w:t>
-          </w:r>
-        </w:p>
-      </w:docPartBody>
-    </w:docPart>
-    <w:docPart>
-      <w:docPartPr>
-        <w:name w:val="6F4BC3D149B04089B594047437CAB885"/>
-        <w:category>
-          <w:name w:val="General"/>
-          <w:gallery w:val="placeholder"/>
-        </w:category>
-        <w:types>
-          <w:type w:val="bbPlcHdr"/>
-        </w:types>
-        <w:behaviors>
-          <w:behavior w:val="content"/>
-        </w:behaviors>
-        <w:guid w:val="{4EC24986-659D-4E8A-9FBC-5F94841FCC96}"/>
-      </w:docPartPr>
-      <w:docPartBody>
-        <w:p>
-          <w:pPr>
-            <w:pStyle w:val="6F4BC3D149B04089B594047437CAB885"/>
-          </w:pPr>
-          <w:r>
-            <w:t>808.555.0118</w:t>
-          </w:r>
-        </w:p>
-      </w:docPartBody>
-    </w:docPart>
-    <w:docPart>
-      <w:docPartPr>
-        <w:name w:val="9E777A9A9D0E4AFFB7296217762E1EEA"/>
-        <w:category>
-          <w:name w:val="General"/>
-          <w:gallery w:val="placeholder"/>
-        </w:category>
-        <w:types>
-          <w:type w:val="bbPlcHdr"/>
-        </w:types>
-        <w:behaviors>
-          <w:behavior w:val="content"/>
-        </w:behaviors>
-        <w:guid w:val="{308C4D79-2204-40BB-BED7-9AB481AF1BD0}"/>
-      </w:docPartPr>
-      <w:docPartBody>
-        <w:p>
-          <w:pPr>
-            <w:pStyle w:val="9E777A9A9D0E4AFFB7296217762E1EEA"/>
-          </w:pPr>
-          <w:r>
-            <w:t>dian@example.com</w:t>
-          </w:r>
-        </w:p>
-      </w:docPartBody>
-    </w:docPart>
-    <w:docPart>
-      <w:docPartPr>
-        <w:name w:val="086C18A762D743F19977B8671C191F89"/>
-        <w:category>
-          <w:name w:val="General"/>
-          <w:gallery w:val="placeholder"/>
-        </w:category>
-        <w:types>
-          <w:type w:val="bbPlcHdr"/>
-        </w:types>
-        <w:behaviors>
-          <w:behavior w:val="content"/>
-        </w:behaviors>
-        <w:guid w:val="{8E666398-F991-44DF-96F1-60949E1431A7}"/>
-      </w:docPartPr>
-      <w:docPartBody>
-        <w:p>
-          <w:pPr>
-            <w:pStyle w:val="086C18A762D743F19977B8671C191F89"/>
-          </w:pPr>
-          <w:r>
-            <w:t>www.greatsiteaddress.com</w:t>
-          </w:r>
-        </w:p>
-      </w:docPartBody>
-    </w:docPart>
-    <w:docPart>
-      <w:docPartPr>
-        <w:name w:val="05580E2565CC43B3B615CB8385DCE6B1"/>
-        <w:category>
-          <w:name w:val="General"/>
-          <w:gallery w:val="placeholder"/>
-        </w:category>
-        <w:types>
-          <w:type w:val="bbPlcHdr"/>
-        </w:types>
-        <w:behaviors>
-          <w:behavior w:val="content"/>
-        </w:behaviors>
-        <w:guid w:val="{2D577731-E230-4B67-893C-7C6F166D3A02}"/>
-      </w:docPartPr>
-      <w:docPartBody>
-        <w:p>
-          <w:pPr>
-            <w:pStyle w:val="05580E2565CC43B3B615CB8385DCE6B1"/>
-          </w:pPr>
-          <w:r>
-            <w:t>Objective</w:t>
-          </w:r>
-        </w:p>
-      </w:docPartBody>
-    </w:docPart>
-    <w:docPart>
-      <w:docPartPr>
-        <w:name w:val="2154122C35734E8B8CC846C902DA8750"/>
-        <w:category>
-          <w:name w:val="General"/>
-          <w:gallery w:val="placeholder"/>
-        </w:category>
-        <w:types>
-          <w:type w:val="bbPlcHdr"/>
-        </w:types>
-        <w:behaviors>
-          <w:behavior w:val="content"/>
-        </w:behaviors>
-        <w:guid w:val="{2CB73D34-CCD3-43CD-8A7F-258DDC8FC247}"/>
-      </w:docPartPr>
-      <w:docPartBody>
-        <w:p>
-          <w:pPr>
-            <w:pStyle w:val="2154122C35734E8B8CC846C902DA8750"/>
-          </w:pPr>
-          <w:r>
-            <w:t>Office Manager with 5 years of experience in managing administrative tasks, seeking a challenging position to leverage organizational, communication, and leadership skills to streamline office operations and support business growth.</w:t>
-          </w:r>
-        </w:p>
-      </w:docPartBody>
-    </w:docPart>
-  </w:docParts>
-</w:glossaryDocument>
-</file>
-
-<file path=word/glossary/fontTable.xml><?xml version="1.0" encoding="utf-8"?>
-<w:fonts xmlns:mc="http://schemas.openxmlformats.org/markup-compatibility/2006" xmlns:r="http://schemas.openxmlformats.org/officeDocument/2006/relationships" xmlns:w="http://schemas.openxmlformats.org/wordprocessingml/2006/main" xmlns:w14="http://schemas.microsoft.com/office/word/2010/wordml" xmlns:w15="http://schemas.microsoft.com/office/word/2012/wordml" xmlns:w16cex="http://schemas.microsoft.com/office/word/2018/wordml/cex" xmlns:w16cid="http://schemas.microsoft.com/office/word/2016/wordml/cid" xmlns:w16="http://schemas.microsoft.com/office/word/2018/wordml" xmlns:w16sdtdh="http://schemas.microsoft.com/office/word/2020/wordml/sdtdatahash" xmlns:w16se="http://schemas.microsoft.com/office/word/2015/wordml/symex" mc:Ignorable="w14 w15 w16se w16cid w16 w16cex w16sdtdh">
-  <w:font w:name="Symbol">
-    <w:panose1 w:val="05050102010706020507"/>
-    <w:charset w:val="02"/>
-    <w:family w:val="roman"/>
-    <w:pitch w:val="variable"/>
-    <w:sig w:usb0="00000000" w:usb1="10000000" w:usb2="00000000" w:usb3="00000000" w:csb0="80000000" w:csb1="00000000"/>
-  </w:font>
-  <w:font w:name="Times New Roman">
-    <w:panose1 w:val="02020603050405020304"/>
-    <w:charset w:val="00"/>
-    <w:family w:val="roman"/>
-    <w:pitch w:val="variable"/>
-    <w:sig w:usb0="E0002EFF" w:usb1="C000785B" w:usb2="00000009" w:usb3="00000000" w:csb0="000001FF" w:csb1="00000000"/>
-  </w:font>
-  <w:font w:name="Georgia">
-    <w:panose1 w:val="02040502050405020303"/>
-    <w:charset w:val="00"/>
-    <w:family w:val="roman"/>
-    <w:pitch w:val="variable"/>
-    <w:sig w:usb0="00000287" w:usb1="00000000" w:usb2="00000000" w:usb3="00000000" w:csb0="0000009F" w:csb1="00000000"/>
-  </w:font>
-  <w:font w:name="Courier New">
-    <w:panose1 w:val="02070309020205020404"/>
-    <w:charset w:val="00"/>
-    <w:family w:val="modern"/>
-    <w:pitch w:val="fixed"/>
-    <w:sig w:usb0="E0002EFF" w:usb1="C0007843" w:usb2="00000009" w:usb3="00000000" w:csb0="000001FF" w:csb1="00000000"/>
-  </w:font>
-  <w:font w:name="Wingdings">
-    <w:panose1 w:val="05000000000000000000"/>
-    <w:charset w:val="02"/>
-    <w:family w:val="auto"/>
-    <w:pitch w:val="variable"/>
-    <w:sig w:usb0="00000000" w:usb1="10000000" w:usb2="00000000" w:usb3="00000000" w:csb0="80000000" w:csb1="00000000"/>
-  </w:font>
-  <w:font w:name="Calibri">
-    <w:panose1 w:val="020F0502020204030204"/>
-    <w:charset w:val="00"/>
-    <w:family w:val="swiss"/>
-    <w:pitch w:val="variable"/>
-    <w:sig w:usb0="E4002EFF" w:usb1="C000247B" w:usb2="00000009" w:usb3="00000000" w:csb0="000001FF" w:csb1="00000000"/>
-  </w:font>
-  <w:font w:name="SimSun">
-    <w:altName w:val="宋体"/>
-    <w:panose1 w:val="02010600030101010101"/>
-    <w:charset w:val="86"/>
-    <w:family w:val="auto"/>
-    <w:pitch w:val="variable"/>
-    <w:sig w:usb0="00000003" w:usb1="288F0000" w:usb2="00000016" w:usb3="00000000" w:csb0="00040001" w:csb1="00000000"/>
-  </w:font>
-  <w:font w:name="Arial">
-    <w:panose1 w:val="020B0604020202020204"/>
-    <w:charset w:val="00"/>
-    <w:family w:val="swiss"/>
-    <w:pitch w:val="variable"/>
-    <w:sig w:usb0="E0002EFF" w:usb1="C000785B" w:usb2="00000009" w:usb3="00000000" w:csb0="000001FF" w:csb1="00000000"/>
-  </w:font>
-  <w:font w:name="Calibri Light">
-    <w:panose1 w:val="020F0302020204030204"/>
-    <w:charset w:val="00"/>
-    <w:family w:val="swiss"/>
-    <w:pitch w:val="variable"/>
-    <w:sig w:usb0="E4002EFF" w:usb1="C000247B" w:usb2="00000009" w:usb3="00000000" w:csb0="000001FF" w:csb1="00000000"/>
-  </w:font>
-</w:fonts>
-</file>
-
-<file path=word/glossary/numbering.xml><?xml version="1.0" encoding="utf-8"?>
-<w:numbering xmlns:wpc="http://schemas.microsoft.com/office/word/2010/wordprocessingCanvas" xmlns:cx="http://schemas.microsoft.com/office/drawing/2014/chartex" xmlns:cx1="http://schemas.microsoft.com/office/drawing/2015/9/8/chartex" xmlns:cx2="http://schemas.microsoft.com/office/drawing/2015/10/21/chartex" xmlns:cx3="http://schemas.microsoft.com/office/drawing/2016/5/9/chartex" xmlns:cx4="http://schemas.microsoft.com/office/drawing/2016/5/10/chartex" xmlns:cx5="http://schemas.microsoft.com/office/drawing/2016/5/11/chartex" xmlns:cx6="http://schemas.microsoft.com/office/drawing/2016/5/12/chartex" xmlns:cx7="http://schemas.microsoft.com/office/drawing/2016/5/13/chartex" xmlns:cx8="http://schemas.microsoft.com/office/drawing/2016/5/14/chartex" xmlns:mc="http://schemas.openxmlformats.org/markup-compatibility/2006" xmlns:aink="http://schemas.microsoft.com/office/drawing/2016/ink" xmlns:am3d="http://schemas.microsoft.com/office/drawing/2017/model3d" xmlns:o="urn:schemas-microsoft-com:office:office" xmlns:oel="http://schemas.microsoft.com/office/2019/extlst" xmlns:r="http://schemas.openxmlformats.org/officeDocument/2006/relationships" xmlns:m="http://schemas.openxmlformats.org/officeDocument/2006/math" xmlns:v="urn:schemas-microsoft-com:vml" xmlns:wp14="http://schemas.microsoft.com/office/word/2010/wordprocessingDrawing" xmlns:wp="http://schemas.openxmlformats.org/drawingml/2006/wordprocessingDrawing" xmlns:w10="urn:schemas-microsoft-com:office:word" xmlns:w="http://schemas.openxmlformats.org/wordprocessingml/2006/main" xmlns:w14="http://schemas.microsoft.com/office/word/2010/wordml" xmlns:w15="http://schemas.microsoft.com/office/word/2012/wordml" xmlns:w16cex="http://schemas.microsoft.com/office/word/2018/wordml/cex" xmlns:w16cid="http://schemas.microsoft.com/office/word/2016/wordml/cid" xmlns:w16="http://schemas.microsoft.com/office/word/2018/wordml" xmlns:w16du="http://schemas.microsoft.com/office/word/2023/wordml/word16du" xmlns:w16sdtdh="http://schemas.microsoft.com/office/word/2020/wordml/sdtdatahash" xmlns:w16se="http://schemas.microsoft.com/office/word/2015/wordml/symex" xmlns:wpg="http://schemas.microsoft.com/office/word/2010/wordprocessingGroup" xmlns:wpi="http://schemas.microsoft.com/office/word/2010/wordprocessingInk" xmlns:wne="http://schemas.microsoft.com/office/word/2006/wordml" xmlns:wps="http://schemas.microsoft.com/office/word/2010/wordprocessingShape" mc:Ignorable="w14 w15 w16se w16cid w16 w16cex w16sdtdh wp14">
-  <w:abstractNum w:abstractNumId="0" w15:restartNumberingAfterBreak="0">
-    <w:nsid w:val="19813267"/>
-    <w:multiLevelType w:val="multilevel"/>
-    <w:tmpl w:val="A32C6BAE"/>
-    <w:lvl w:ilvl="0">
-      <w:start w:val="1"/>
-      <w:numFmt w:val="decimal"/>
-      <w:pStyle w:val="1A25FC07BBB842A597B155F519ECAAE91"/>
-      <w:lvlText w:val="%1."/>
-      <w:lvlJc w:val="left"/>
-      <w:pPr>
-        <w:tabs>
-          <w:tab w:val="num" w:pos="720"/>
-        </w:tabs>
-        <w:ind w:left="720" w:hanging="720"/>
-      </w:pPr>
-    </w:lvl>
-    <w:lvl w:ilvl="1">
-      <w:start w:val="1"/>
-      <w:numFmt w:val="decimal"/>
-      <w:lvlText w:val="%2."/>
-      <w:lvlJc w:val="left"/>
-      <w:pPr>
-        <w:tabs>
-          <w:tab w:val="num" w:pos="1440"/>
-        </w:tabs>
-        <w:ind w:left="1440" w:hanging="720"/>
-      </w:pPr>
-    </w:lvl>
-    <w:lvl w:ilvl="2">
-      <w:start w:val="1"/>
-      <w:numFmt w:val="decimal"/>
-      <w:lvlText w:val="%3."/>
-      <w:lvlJc w:val="left"/>
-      <w:pPr>
-        <w:tabs>
-          <w:tab w:val="num" w:pos="2160"/>
-        </w:tabs>
-        <w:ind w:left="2160" w:hanging="720"/>
-      </w:pPr>
-    </w:lvl>
-    <w:lvl w:ilvl="3">
-      <w:start w:val="1"/>
-      <w:numFmt w:val="decimal"/>
-      <w:lvlText w:val="%4."/>
-      <w:lvlJc w:val="left"/>
-      <w:pPr>
-        <w:tabs>
-          <w:tab w:val="num" w:pos="2880"/>
-        </w:tabs>
-        <w:ind w:left="2880" w:hanging="720"/>
-      </w:pPr>
-    </w:lvl>
-    <w:lvl w:ilvl="4">
-      <w:start w:val="1"/>
-      <w:numFmt w:val="decimal"/>
-      <w:lvlText w:val="%5."/>
-      <w:lvlJc w:val="left"/>
-      <w:pPr>
-        <w:tabs>
-          <w:tab w:val="num" w:pos="3600"/>
-        </w:tabs>
-        <w:ind w:left="3600" w:hanging="720"/>
-      </w:pPr>
-    </w:lvl>
-    <w:lvl w:ilvl="5">
-      <w:start w:val="1"/>
-      <w:numFmt w:val="decimal"/>
-      <w:lvlText w:val="%6."/>
-      <w:lvlJc w:val="left"/>
-      <w:pPr>
-        <w:tabs>
-          <w:tab w:val="num" w:pos="4320"/>
-        </w:tabs>
-        <w:ind w:left="4320" w:hanging="720"/>
-      </w:pPr>
-    </w:lvl>
-    <w:lvl w:ilvl="6">
-      <w:start w:val="1"/>
-      <w:numFmt w:val="decimal"/>
-      <w:lvlText w:val="%7."/>
-      <w:lvlJc w:val="left"/>
-      <w:pPr>
-        <w:tabs>
-          <w:tab w:val="num" w:pos="5040"/>
-        </w:tabs>
-        <w:ind w:left="5040" w:hanging="720"/>
-      </w:pPr>
-    </w:lvl>
-    <w:lvl w:ilvl="7">
-      <w:start w:val="1"/>
-      <w:numFmt w:val="decimal"/>
-      <w:lvlText w:val="%8."/>
-      <w:lvlJc w:val="left"/>
-      <w:pPr>
-        <w:tabs>
-          <w:tab w:val="num" w:pos="5760"/>
-        </w:tabs>
-        <w:ind w:left="5760" w:hanging="720"/>
-      </w:pPr>
-    </w:lvl>
-    <w:lvl w:ilvl="8">
-      <w:start w:val="1"/>
-      <w:numFmt w:val="decimal"/>
-      <w:lvlText w:val="%9."/>
-      <w:lvlJc w:val="left"/>
-      <w:pPr>
-        <w:tabs>
-          <w:tab w:val="num" w:pos="6480"/>
-        </w:tabs>
-        <w:ind w:left="6480" w:hanging="720"/>
-      </w:pPr>
-    </w:lvl>
-  </w:abstractNum>
-  <w:abstractNum w:abstractNumId="1" w15:restartNumberingAfterBreak="0">
-    <w:nsid w:val="2ECF046B"/>
-    <w:multiLevelType w:val="multilevel"/>
-    <w:tmpl w:val="61F0A32C"/>
-    <w:styleLink w:val="BullettedList"/>
-    <w:lvl w:ilvl="0">
-      <w:start w:val="1"/>
-      <w:numFmt w:val="bullet"/>
-      <w:pStyle w:val="ListBullet"/>
-      <w:lvlText w:val=""/>
-      <w:lvlJc w:val="left"/>
-      <w:pPr>
-        <w:tabs>
-          <w:tab w:val="num" w:pos="360"/>
-        </w:tabs>
-        <w:ind w:left="360" w:hanging="360"/>
-      </w:pPr>
-      <w:rPr>
-        <w:rFonts w:ascii="Symbol" w:hAnsi="Symbol" w:hint="default"/>
-        <w:color w:val="auto"/>
-      </w:rPr>
-    </w:lvl>
-    <w:lvl w:ilvl="1">
-      <w:start w:val="1"/>
-      <w:numFmt w:val="bullet"/>
-      <w:pStyle w:val="ListBullet2"/>
-      <w:lvlText w:val="o"/>
-      <w:lvlJc w:val="left"/>
-      <w:pPr>
-        <w:ind w:left="1440" w:hanging="360"/>
-      </w:pPr>
-      <w:rPr>
-        <w:rFonts w:ascii="Courier New" w:hAnsi="Courier New" w:hint="default"/>
-      </w:rPr>
-    </w:lvl>
-    <w:lvl w:ilvl="2">
-      <w:start w:val="1"/>
-      <w:numFmt w:val="bullet"/>
-      <w:pStyle w:val="ListBullet3"/>
-      <w:lvlText w:val=""/>
-      <w:lvlJc w:val="left"/>
-      <w:pPr>
-        <w:ind w:left="2160" w:hanging="360"/>
-      </w:pPr>
-      <w:rPr>
-        <w:rFonts w:ascii="Wingdings" w:hAnsi="Wingdings" w:hint="default"/>
-      </w:rPr>
-    </w:lvl>
-    <w:lvl w:ilvl="3">
-      <w:start w:val="1"/>
-      <w:numFmt w:val="bullet"/>
-      <w:pStyle w:val="ListBullet4"/>
-      <w:lvlText w:val=""/>
-      <w:lvlJc w:val="left"/>
-      <w:pPr>
-        <w:ind w:left="2880" w:hanging="360"/>
-      </w:pPr>
-      <w:rPr>
-        <w:rFonts w:ascii="Symbol" w:hAnsi="Symbol" w:hint="default"/>
-      </w:rPr>
-    </w:lvl>
-    <w:lvl w:ilvl="4">
-      <w:start w:val="1"/>
-      <w:numFmt w:val="bullet"/>
-      <w:pStyle w:val="ListBullet5"/>
-      <w:lvlText w:val="o"/>
-      <w:lvlJc w:val="left"/>
-      <w:pPr>
-        <w:ind w:left="3600" w:hanging="360"/>
-      </w:pPr>
-      <w:rPr>
-        <w:rFonts w:ascii="Courier New" w:hAnsi="Courier New" w:hint="default"/>
-      </w:rPr>
-    </w:lvl>
-    <w:lvl w:ilvl="5">
-      <w:start w:val="1"/>
-      <w:numFmt w:val="bullet"/>
-      <w:lvlText w:val=""/>
-      <w:lvlJc w:val="left"/>
-      <w:pPr>
-        <w:ind w:left="4320" w:hanging="360"/>
-      </w:pPr>
-      <w:rPr>
-        <w:rFonts w:ascii="Wingdings" w:hAnsi="Wingdings" w:hint="default"/>
-      </w:rPr>
-    </w:lvl>
-    <w:lvl w:ilvl="6">
-      <w:start w:val="1"/>
-      <w:numFmt w:val="bullet"/>
-      <w:lvlText w:val=""/>
-      <w:lvlJc w:val="left"/>
-      <w:pPr>
-        <w:ind w:left="5040" w:hanging="360"/>
-      </w:pPr>
-      <w:rPr>
-        <w:rFonts w:ascii="Symbol" w:hAnsi="Symbol" w:hint="default"/>
-      </w:rPr>
-    </w:lvl>
-    <w:lvl w:ilvl="7">
-      <w:start w:val="1"/>
-      <w:numFmt w:val="bullet"/>
-      <w:lvlText w:val="o"/>
-      <w:lvlJc w:val="left"/>
-      <w:pPr>
-        <w:ind w:left="5760" w:hanging="360"/>
-      </w:pPr>
-      <w:rPr>
-        <w:rFonts w:ascii="Courier New" w:hAnsi="Courier New" w:cs="Courier New" w:hint="default"/>
-      </w:rPr>
-    </w:lvl>
-    <w:lvl w:ilvl="8">
-      <w:start w:val="1"/>
-      <w:numFmt w:val="bullet"/>
-      <w:lvlText w:val=""/>
-      <w:lvlJc w:val="left"/>
-      <w:pPr>
-        <w:ind w:left="6480" w:hanging="360"/>
-      </w:pPr>
-      <w:rPr>
-        <w:rFonts w:ascii="Wingdings" w:hAnsi="Wingdings" w:hint="default"/>
-      </w:rPr>
-    </w:lvl>
-  </w:abstractNum>
-  <w:num w:numId="1" w16cid:durableId="518350660">
-    <w:abstractNumId w:val="1"/>
-  </w:num>
-  <w:num w:numId="2" w16cid:durableId="1224176033">
-    <w:abstractNumId w:val="0"/>
-  </w:num>
-</w:numbering>
-</file>
-
-<file path=word/glossary/settings.xml><?xml version="1.0" encoding="utf-8"?>
-<w:settings xmlns:mc="http://schemas.openxmlformats.org/markup-compatibility/2006" xmlns:o="urn:schemas-microsoft-com:office:office" xmlns:r="http://schemas.openxmlformats.org/officeDocument/2006/relationships" xmlns:m="http://schemas.openxmlformats.org/officeDocument/2006/math" xmlns:v="urn:schemas-microsoft-com:vml" xmlns:w10="urn:schemas-microsoft-com:office:word" xmlns:w="http://schemas.openxmlformats.org/wordprocessingml/2006/main" xmlns:w14="http://schemas.microsoft.com/office/word/2010/wordml" xmlns:w15="http://schemas.microsoft.com/office/word/2012/wordml" xmlns:w16cex="http://schemas.microsoft.com/office/word/2018/wordml/cex" xmlns:w16cid="http://schemas.microsoft.com/office/word/2016/wordml/cid" xmlns:w16="http://schemas.microsoft.com/office/word/2018/wordml" xmlns:w16sdtdh="http://schemas.microsoft.com/office/word/2020/wordml/sdtdatahash" xmlns:w16se="http://schemas.microsoft.com/office/word/2015/wordml/symex" xmlns:sl="http://schemas.openxmlformats.org/schemaLibrary/2006/main" mc:Ignorable="w14 w15 w16se w16cid w16 w16cex w16sdtdh">
-  <w:view w:val="normal"/>
-  <w:defaultTabStop w:val="720"/>
-  <w:characterSpacingControl w:val="doNotCompress"/>
-  <w:compat>
-    <w:useFELayout/>
-    <w:compatSetting w:name="compatibilityMode" w:uri="http://schemas.microsoft.com/office/word" w:val="15"/>
-    <w:compatSetting w:name="overrideTableStyleFontSizeAndJustification" w:uri="http://schemas.microsoft.com/office/word" w:val="1"/>
-    <w:compatSetting w:name="enableOpenTypeFeatures" w:uri="http://schemas.microsoft.com/office/word" w:val="1"/>
-    <w:compatSetting w:name="doNotFlipMirrorIndents" w:uri="http://schemas.microsoft.com/office/word" w:val="1"/>
-    <w:compatSetting w:name="differentiateMultirowTableHeaders" w:uri="http://schemas.microsoft.com/office/word" w:val="1"/>
-    <w:compatSetting w:name="useWord2013TrackBottomHyphenation" w:uri="http://schemas.microsoft.com/office/word" w:val="1"/>
-  </w:compat>
-  <w:rsids>
-    <w:rsidRoot w:val="00764358"/>
-    <w:rsid w:val="006B5C06"/>
-    <w:rsid w:val="00764358"/>
-    <w:rsid w:val="009652C6"/>
-    <w:rsid w:val="00970D62"/>
-    <w:rsid w:val="00B74C2F"/>
-    <w:rsid w:val="00E754A7"/>
-  </w:rsids>
-  <m:mathPr>
-    <m:mathFont m:val="Cambria Math"/>
-    <m:brkBin m:val="before"/>
-    <m:brkBinSub m:val="--"/>
-    <m:smallFrac m:val="0"/>
-    <m:dispDef/>
-    <m:lMargin m:val="0"/>
-    <m:rMargin m:val="0"/>
-    <m:defJc m:val="centerGroup"/>
-    <m:wrapIndent m:val="1440"/>
-    <m:intLim m:val="subSup"/>
-    <m:naryLim m:val="undOvr"/>
-  </m:mathPr>
-  <w:themeFontLang w:val="en-AU"/>
-  <w:clrSchemeMapping w:bg1="light1" w:t1="dark1" w:bg2="light2" w:t2="dark2" w:accent1="accent1" w:accent2="accent2" w:accent3="accent3" w:accent4="accent4" w:accent5="accent5" w:accent6="accent6" w:hyperlink="hyperlink" w:followedHyperlink="followedHyperlink"/>
-  <w:decimalSymbol w:val="."/>
-  <w:listSeparator w:val=","/>
-  <w15:chartTrackingRefBased/>
-</w:settings>
-</file>
-
-<file path=word/glossary/styles2.xml><?xml version="1.0" encoding="utf-8"?>
-<w:styles xmlns:mc="http://schemas.openxmlformats.org/markup-compatibility/2006" xmlns:r="http://schemas.openxmlformats.org/officeDocument/2006/relationships" xmlns:w="http://schemas.openxmlformats.org/wordprocessingml/2006/main" xmlns:w14="http://schemas.microsoft.com/office/word/2010/wordml" xmlns:w15="http://schemas.microsoft.com/office/word/2012/wordml" xmlns:w16cex="http://schemas.microsoft.com/office/word/2018/wordml/cex" xmlns:w16cid="http://schemas.microsoft.com/office/word/2016/wordml/cid" xmlns:w16="http://schemas.microsoft.com/office/word/2018/wordml" xmlns:w16sdtdh="http://schemas.microsoft.com/office/word/2020/wordml/sdtdatahash" xmlns:w16se="http://schemas.microsoft.com/office/word/2015/wordml/symex" mc:Ignorable="w14 w15 w16se w16cid w16 w16cex w16sdtdh">
-  <w:docDefaults>
-    <w:rPrDefault>
-      <w:rPr>
-        <w:rFonts w:asciiTheme="minorHAnsi" w:eastAsiaTheme="minorEastAsia" w:hAnsiTheme="minorHAnsi" w:cstheme="minorBidi"/>
-        <w:sz w:val="22"/>
-        <w:szCs w:val="22"/>
-        <w:lang w:val="en-AU" w:eastAsia="en-AU" w:bidi="ar-SA"/>
-      </w:rPr>
-    </w:rPrDefault>
-    <w:pPrDefault>
-      <w:pPr>
-        <w:spacing w:after="160" w:line="259" w:lineRule="auto"/>
-      </w:pPr>
-    </w:pPrDefault>
-  </w:docDefaults>
-  <w:latentStyles w:defLockedState="0" w:defUIPriority="99" w:defSemiHidden="0" w:defUnhideWhenUsed="0" w:defQFormat="0" w:count="376">
-    <w:lsdException w:name="Normal" w:uiPriority="0" w:qFormat="1"/>
-    <w:lsdException w:name="heading 1" w:uiPriority="9" w:qFormat="1"/>
-    <w:lsdException w:name="heading 2" w:semiHidden="1" w:uiPriority="9" w:unhideWhenUsed="1" w:qFormat="1"/>
-    <w:lsdException w:name="heading 3" w:semiHidden="1" w:uiPriority="9" w:unhideWhenUsed="1" w:qFormat="1"/>
-    <w:lsdException w:name="heading 4" w:semiHidden="1" w:uiPriority="9" w:unhideWhenUsed="1" w:qFormat="1"/>
-    <w:lsdException w:name="heading 5" w:semiHidden="1" w:uiPriority="9" w:unhideWhenUsed="1" w:qFormat="1"/>
-    <w:lsdException w:name="heading 6" w:semiHidden="1" w:uiPriority="9" w:unhideWhenUsed="1" w:qFormat="1"/>
-    <w:lsdException w:name="heading 7" w:semiHidden="1" w:uiPriority="9" w:unhideWhenUsed="1" w:qFormat="1"/>
-    <w:lsdException w:name="heading 8" w:semiHidden="1" w:uiPriority="9" w:unhideWhenUsed="1" w:qFormat="1"/>
-    <w:lsdException w:name="heading 9" w:semiHidden="1" w:uiPriority="9" w:unhideWhenUsed="1" w:qFormat="1"/>
-    <w:lsdException w:name="index 1" w:semiHidden="1" w:unhideWhenUsed="1"/>
-    <w:lsdException w:name="index 2" w:semiHidden="1" w:unhideWhenUsed="1"/>
-    <w:lsdException w:name="index 3" w:semiHidden="1" w:unhideWhenUsed="1"/>
-    <w:lsdException w:name="index 4" w:semiHidden="1" w:unhideWhenUsed="1"/>
-    <w:lsdException w:name="index 5" w:semiHidden="1" w:unhideWhenUsed="1"/>
-    <w:lsdException w:name="index 6" w:semiHidden="1" w:unhideWhenUsed="1"/>
-    <w:lsdException w:name="index 7" w:semiHidden="1" w:unhideWhenUsed="1"/>
-    <w:lsdException w:name="index 8" w:semiHidden="1" w:unhideWhenUsed="1"/>
-    <w:lsdException w:name="index 9" w:semiHidden="1" w:unhideWhenUsed="1"/>
-    <w:lsdException w:name="toc 1" w:semiHidden="1" w:uiPriority="39" w:unhideWhenUsed="1"/>
-    <w:lsdException w:name="toc 2" w:semiHidden="1" w:uiPriority="39" w:unhideWhenUsed="1"/>
-    <w:lsdException w:name="toc 3" w:semiHidden="1" w:uiPriority="39" w:unhideWhenUsed="1"/>
-    <w:lsdException w:name="toc 4" w:semiHidden="1" w:uiPriority="39" w:unhideWhenUsed="1"/>
-    <w:lsdException w:name="toc 5" w:semiHidden="1" w:uiPriority="39" w:unhideWhenUsed="1"/>
-    <w:lsdException w:name="toc 6" w:semiHidden="1" w:uiPriority="39" w:unhideWhenUsed="1"/>
-    <w:lsdException w:name="toc 7" w:semiHidden="1" w:uiPriority="39" w:unhideWhenUsed="1"/>
-    <w:lsdException w:name="toc 8" w:semiHidden="1" w:uiPriority="39" w:unhideWhenUsed="1"/>
-    <w:lsdException w:name="toc 9" w:semiHidden="1" w:uiPriority="39" w:unhideWhenUsed="1"/>
-    <w:lsdException w:name="Normal Indent" w:semiHidden="1" w:unhideWhenUsed="1"/>
-    <w:lsdException w:name="footnote text" w:semiHidden="1" w:unhideWhenUsed="1"/>
-    <w:lsdException w:name="annotation text" w:semiHidden="1" w:unhideWhenUsed="1"/>
-    <w:lsdException w:name="header" w:semiHidden="1" w:unhideWhenUsed="1"/>
-    <w:lsdException w:name="footer" w:semiHidden="1" w:unhideWhenUsed="1"/>
-    <w:lsdException w:name="index heading" w:semiHidden="1" w:unhideWhenUsed="1"/>
-    <w:lsdException w:name="caption" w:semiHidden="1" w:uiPriority="35" w:unhideWhenUsed="1" w:qFormat="1"/>
-    <w:lsdException w:name="table of figures" w:semiHidden="1" w:unhideWhenUsed="1"/>
-    <w:lsdException w:name="envelope address" w:semiHidden="1" w:unhideWhenUsed="1"/>
-    <w:lsdException w:name="envelope return" w:semiHidden="1" w:unhideWhenUsed="1"/>
-    <w:lsdException w:name="footnote reference" w:semiHidden="1" w:unhideWhenUsed="1"/>
-    <w:lsdException w:name="annotation reference" w:semiHidden="1" w:unhideWhenUsed="1"/>
-    <w:lsdException w:name="line number" w:semiHidden="1" w:unhideWhenUsed="1"/>
-    <w:lsdException w:name="page number" w:semiHidden="1" w:unhideWhenUsed="1"/>
-    <w:lsdException w:name="endnote reference" w:semiHidden="1" w:unhideWhenUsed="1"/>
-    <w:lsdException w:name="endnote text" w:semiHidden="1" w:unhideWhenUsed="1"/>
-    <w:lsdException w:name="table of authorities" w:semiHidden="1" w:unhideWhenUsed="1"/>
-    <w:lsdException w:name="macro" w:semiHidden="1" w:unhideWhenUsed="1"/>
-    <w:lsdException w:name="toa heading" w:semiHidden="1" w:unhideWhenUsed="1"/>
-    <w:lsdException w:name="List" w:semiHidden="1" w:unhideWhenUsed="1"/>
-    <w:lsdException w:name="List Bullet" w:semiHidden="1" w:uiPriority="5" w:unhideWhenUsed="1"/>
-    <w:lsdException w:name="List Number" w:semiHidden="1" w:unhideWhenUsed="1"/>
-    <w:lsdException w:name="List 2" w:semiHidden="1" w:unhideWhenUsed="1"/>
-    <w:lsdException w:name="List 3" w:semiHidden="1" w:unhideWhenUsed="1"/>
-    <w:lsdException w:name="List 4" w:semiHidden="1" w:unhideWhenUsed="1"/>
-    <w:lsdException w:name="List 5" w:semiHidden="1" w:unhideWhenUsed="1"/>
-    <w:lsdException w:name="List Bullet 2" w:semiHidden="1" w:unhideWhenUsed="1"/>
-    <w:lsdException w:name="List Bullet 3" w:semiHidden="1" w:unhideWhenUsed="1"/>
-    <w:lsdException w:name="List Bullet 4" w:semiHidden="1" w:unhideWhenUsed="1"/>
-    <w:lsdException w:name="List Bullet 5" w:semiHidden="1" w:unhideWhenUsed="1"/>
-    <w:lsdException w:name="List Number 2" w:semiHidden="1" w:unhideWhenUsed="1"/>
-    <w:lsdException w:name="List Number 3" w:semiHidden="1" w:unhideWhenUsed="1"/>
-    <w:lsdException w:name="List Number 4" w:semiHidden="1" w:unhideWhenUsed="1"/>
-    <w:lsdException w:name="List Number 5" w:semiHidden="1" w:unhideWhenUsed="1"/>
-    <w:lsdException w:name="Title" w:uiPriority="10" w:qFormat="1"/>
-    <w:lsdException w:name="Closing" w:semiHidden="1" w:unhideWhenUsed="1"/>
-    <w:lsdException w:name="Signature" w:semiHidden="1" w:unhideWhenUsed="1"/>
-    <w:lsdException w:name="Default Paragraph Font" w:semiHidden="1" w:uiPriority="1" w:unhideWhenUsed="1"/>
-    <w:lsdException w:name="Body Text" w:semiHidden="1" w:uiPriority="1" w:unhideWhenUsed="1" w:qFormat="1"/>
-    <w:lsdException w:name="Body Text Indent" w:semiHidden="1" w:unhideWhenUsed="1"/>
-    <w:lsdException w:name="List Continue" w:semiHidden="1" w:unhideWhenUsed="1"/>
-    <w:lsdException w:name="List Continue 2" w:semiHidden="1" w:unhideWhenUsed="1"/>
-    <w:lsdException w:name="List Continue 3" w:semiHidden="1" w:unhideWhenUsed="1"/>
-    <w:lsdException w:name="List Continue 4" w:semiHidden="1" w:unhideWhenUsed="1"/>
-    <w:lsdException w:name="List Continue 5" w:semiHidden="1" w:unhideWhenUsed="1"/>
-    <w:lsdException w:name="Message Header" w:semiHidden="1" w:unhideWhenUsed="1"/>
-    <w:lsdException w:name="Subtitle" w:uiPriority="11" w:qFormat="1"/>
-    <w:lsdException w:name="Salutation" w:semiHidden="1" w:unhideWhenUsed="1"/>
-    <w:lsdException w:name="Date" w:semiHidden="1" w:unhideWhenUsed="1"/>
-    <w:lsdException w:name="Body Text First Indent" w:semiHidden="1" w:unhideWhenUsed="1"/>
-    <w:lsdException w:name="Body Text First Indent 2" w:semiHidden="1" w:unhideWhenUsed="1"/>
-    <w:lsdException w:name="Note Heading" w:semiHidden="1" w:unhideWhenUsed="1"/>
-    <w:lsdException w:name="Body Text 2" w:semiHidden="1" w:unhideWhenUsed="1"/>
-    <w:lsdException w:name="Body Text 3" w:semiHidden="1" w:unhideWhenUsed="1"/>
-    <w:lsdException w:name="Body Text Indent 2" w:semiHidden="1" w:unhideWhenUsed="1"/>
-    <w:lsdException w:name="Body Text Indent 3" w:semiHidden="1" w:unhideWhenUsed="1"/>
-    <w:lsdException w:name="Block Text" w:semiHidden="1" w:unhideWhenUsed="1"/>
-    <w:lsdException w:name="Hyperlink" w:semiHidden="1" w:unhideWhenUsed="1"/>
-    <w:lsdException w:name="FollowedHyperlink" w:semiHidden="1" w:unhideWhenUsed="1"/>
-    <w:lsdException w:name="Strong" w:uiPriority="22" w:qFormat="1"/>
-    <w:lsdException w:name="Emphasis" w:uiPriority="20" w:qFormat="1"/>
-    <w:lsdException w:name="Document Map" w:semiHidden="1" w:unhideWhenUsed="1"/>
-    <w:lsdException w:name="Plain Text" w:semiHidden="1" w:unhideWhenUsed="1"/>
-    <w:lsdException w:name="E-mail Signature" w:semiHidden="1" w:unhideWhenUsed="1"/>
-    <w:lsdException w:name="HTML Top of Form" w:semiHidden="1" w:unhideWhenUsed="1"/>
-    <w:lsdException w:name="HTML Bottom of Form" w:semiHidden="1" w:unhideWhenUsed="1"/>
-    <w:lsdException w:name="Normal (Web)" w:semiHidden="1" w:unhideWhenUsed="1"/>
-    <w:lsdException w:name="HTML Acronym" w:semiHidden="1" w:unhideWhenUsed="1"/>
-    <w:lsdException w:name="HTML Address" w:semiHidden="1" w:unhideWhenUsed="1"/>
-    <w:lsdException w:name="HTML Cite" w:semiHidden="1" w:unhideWhenUsed="1"/>
-    <w:lsdException w:name="HTML Code" w:semiHidden="1" w:unhideWhenUsed="1"/>
-    <w:lsdException w:name="HTML Definition" w:semiHidden="1" w:unhideWhenUsed="1"/>
-    <w:lsdException w:name="HTML Keyboard" w:semiHidden="1" w:unhideWhenUsed="1"/>
-    <w:lsdException w:name="HTML Preformatted" w:semiHidden="1" w:unhideWhenUsed="1"/>
-    <w:lsdException w:name="HTML Sample" w:semiHidden="1" w:unhideWhenUsed="1"/>
-    <w:lsdException w:name="HTML Typewriter" w:semiHidden="1" w:unhideWhenUsed="1"/>
-    <w:lsdException w:name="HTML Variable" w:semiHidden="1" w:unhideWhenUsed="1"/>
-    <w:lsdException w:name="annotation subject" w:semiHidden="1" w:unhideWhenUsed="1"/>
-    <w:lsdException w:name="No List" w:semiHidden="1" w:unhideWhenUsed="1"/>
-    <w:lsdException w:name="Outline List 1" w:semiHidden="1" w:unhideWhenUsed="1"/>
-    <w:lsdException w:name="Outline List 2" w:semiHidden="1" w:unhideWhenUsed="1"/>
-    <w:lsdException w:name="Outline List 3" w:semiHidden="1" w:unhideWhenUsed="1"/>
-    <w:lsdException w:name="Table Simple 1" w:semiHidden="1" w:unhideWhenUsed="1"/>
-    <w:lsdException w:name="Table Simple 2" w:semiHidden="1" w:unhideWhenUsed="1"/>
-    <w:lsdException w:name="Table Simple 3" w:semiHidden="1" w:unhideWhenUsed="1"/>
-    <w:lsdException w:name="Table Classic 1" w:semiHidden="1" w:unhideWhenUsed="1"/>
-    <w:lsdException w:name="Table Classic 2" w:semiHidden="1" w:unhideWhenUsed="1"/>
-    <w:lsdException w:name="Table Classic 3" w:semiHidden="1" w:unhideWhenUsed="1"/>
-    <w:lsdException w:name="Table Classic 4" w:semiHidden="1" w:unhideWhenUsed="1"/>
-    <w:lsdException w:name="Table Colorful 1" w:semiHidden="1" w:unhideWhenUsed="1"/>
-    <w:lsdException w:name="Table Colorful 2" w:semiHidden="1" w:unhideWhenUsed="1"/>
-    <w:lsdException w:name="Table Colorful 3" w:semiHidden="1" w:unhideWhenUsed="1"/>
-    <w:lsdException w:name="Table Columns 1" w:semiHidden="1" w:unhideWhenUsed="1"/>
-    <w:lsdException w:name="Table Columns 2" w:semiHidden="1" w:unhideWhenUsed="1"/>
-    <w:lsdException w:name="Table Columns 3" w:semiHidden="1" w:unhideWhenUsed="1"/>
-    <w:lsdException w:name="Table Columns 4" w:semiHidden="1" w:unhideWhenUsed="1"/>
-    <w:lsdException w:name="Table Columns 5" w:semiHidden="1" w:unhideWhenUsed="1"/>
-    <w:lsdException w:name="Table Grid 1" w:semiHidden="1" w:unhideWhenUsed="1"/>
-    <w:lsdException w:name="Table Grid 2" w:semiHidden="1" w:unhideWhenUsed="1"/>
-    <w:lsdException w:name="Table Grid 3" w:semiHidden="1" w:unhideWhenUsed="1"/>
-    <w:lsdException w:name="Table Grid 4" w:semiHidden="1" w:unhideWhenUsed="1"/>
-    <w:lsdException w:name="Table Grid 5" w:semiHidden="1" w:unhideWhenUsed="1"/>
-    <w:lsdException w:name="Table Grid 6" w:semiHidden="1" w:unhideWhenUsed="1"/>
-    <w:lsdException w:name="Table Grid 7" w:semiHidden="1" w:unhideWhenUsed="1"/>
-    <w:lsdException w:name="Table Grid 8" w:semiHidden="1" w:unhideWhenUsed="1"/>
-    <w:lsdException w:name="Table List 1" w:semiHidden="1" w:unhideWhenUsed="1"/>
-    <w:lsdException w:name="Table List 2" w:semiHidden="1" w:unhideWhenUsed="1"/>
-    <w:lsdException w:name="Table List 3" w:semiHidden="1" w:unhideWhenUsed="1"/>
-    <w:lsdException w:name="Table List 4" w:semiHidden="1" w:unhideWhenUsed="1"/>
-    <w:lsdException w:name="Table List 5" w:semiHidden="1" w:unhideWhenUsed="1"/>
-    <w:lsdException w:name="Table List 6" w:semiHidden="1" w:unhideWhenUsed="1"/>
-    <w:lsdException w:name="Table List 7" w:semiHidden="1" w:unhideWhenUsed="1"/>
-    <w:lsdException w:name="Table List 8" w:semiHidden="1" w:unhideWhenUsed="1"/>
-    <w:lsdException w:name="Table 3D effects 1" w:semiHidden="1" w:unhideWhenUsed="1"/>
-    <w:lsdException w:name="Table 3D effects 2" w:semiHidden="1" w:unhideWhenUsed="1"/>
-    <w:lsdException w:name="Table 3D effects 3" w:semiHidden="1" w:unhideWhenUsed="1"/>
-    <w:lsdException w:name="Table Contemporary" w:semiHidden="1" w:unhideWhenUsed="1"/>
-    <w:lsdException w:name="Table Elegant" w:semiHidden="1" w:unhideWhenUsed="1"/>
-    <w:lsdException w:name="Table Professional" w:semiHidden="1" w:unhideWhenUsed="1"/>
-    <w:lsdException w:name="Table Subtle 2" w:semiHidden="1" w:unhideWhenUsed="1"/>
-    <w:lsdException w:name="Table Web 1" w:semiHidden="1" w:unhideWhenUsed="1"/>
-    <w:lsdException w:name="Balloon Text" w:semiHidden="1" w:unhideWhenUsed="1"/>
-    <w:lsdException w:name="Table Grid" w:uiPriority="39"/>
-    <w:lsdException w:name="Table Theme" w:semiHidden="1" w:unhideWhenUsed="1"/>
-    <w:lsdException w:name="Placeholder Text" w:semiHidden="1"/>
-    <w:lsdException w:name="No Spacing" w:uiPriority="1" w:qFormat="1"/>
-    <w:lsdException w:name="Light Shading" w:uiPriority="60"/>
-    <w:lsdException w:name="Light List" w:uiPriority="61"/>
-    <w:lsdException w:name="Light Grid" w:uiPriority="62"/>
-    <w:lsdException w:name="Medium Shading 1" w:uiPriority="63"/>
-    <w:lsdException w:name="Medium Shading 2" w:uiPriority="64"/>
-    <w:lsdException w:name="Medium List 1" w:uiPriority="65"/>
-    <w:lsdException w:name="Medium List 2" w:uiPriority="66"/>
-    <w:lsdException w:name="Medium Grid 1" w:uiPriority="67"/>
-    <w:lsdException w:name="Medium Grid 2" w:uiPriority="68"/>
-    <w:lsdException w:name="Medium Grid 3" w:uiPriority="69"/>
-    <w:lsdException w:name="Dark List" w:uiPriority="70"/>
-    <w:lsdException w:name="Colorful Shading" w:uiPriority="71"/>
-    <w:lsdException w:name="Colorful List" w:uiPriority="72"/>
-    <w:lsdException w:name="Colorful Grid" w:uiPriority="73"/>
-    <w:lsdException w:name="Light Shading Accent 1" w:uiPriority="60"/>
-    <w:lsdException w:name="Light List Accent 1" w:uiPriority="61"/>
-    <w:lsdException w:name="Light Grid Accent 1" w:uiPriority="62"/>
-    <w:lsdException w:name="Medium Shading 1 Accent 1" w:uiPriority="63"/>
-    <w:lsdException w:name="Medium Shading 2 Accent 1" w:uiPriority="64"/>
-    <w:lsdException w:name="Medium List 1 Accent 1" w:uiPriority="65"/>
-    <w:lsdException w:name="Revision" w:semiHidden="1"/>
-    <w:lsdException w:name="List Paragraph" w:uiPriority="34" w:qFormat="1"/>
-    <w:lsdException w:name="Quote" w:uiPriority="29" w:qFormat="1"/>
-    <w:lsdException w:name="Intense Quote" w:uiPriority="30" w:qFormat="1"/>
-    <w:lsdException w:name="Medium List 2 Accent 1" w:uiPriority="66"/>
-    <w:lsdException w:name="Medium Grid 1 Accent 1" w:uiPriority="67"/>
-    <w:lsdException w:name="Medium Grid 2 Accent 1" w:uiPriority="68"/>
-    <w:lsdException w:name="Medium Grid 3 Accent 1" w:uiPriority="69"/>
-    <w:lsdException w:name="Dark List Accent 1" w:uiPriority="70"/>
-    <w:lsdException w:name="Colorful Shading Accent 1" w:uiPriority="71"/>
-    <w:lsdException w:name="Colorful List Accent 1" w:uiPriority="72"/>
-    <w:lsdException w:name="Colorful Grid Accent 1" w:uiPriority="73"/>
-    <w:lsdException w:name="Light Shading Accent 2" w:uiPriority="60"/>
-    <w:lsdException w:name="Light List Accent 2" w:uiPriority="61"/>
-    <w:lsdException w:name="Light Grid Accent 2" w:uiPriority="62"/>
-    <w:lsdException w:name="Medium Shading 1 Accent 2" w:uiPriority="63"/>
-    <w:lsdException w:name="Medium Shading 2 Accent 2" w:uiPriority="64"/>
-    <w:lsdException w:name="Medium List 1 Accent 2" w:uiPriority="65"/>
-    <w:lsdException w:name="Medium List 2 Accent 2" w:uiPriority="66"/>
-    <w:lsdException w:name="Medium Grid 1 Accent 2" w:uiPriority="67"/>
-    <w:lsdException w:name="Medium Grid 2 Accent 2" w:uiPriority="68"/>
-    <w:lsdException w:name="Medium Grid 3 Accent 2" w:uiPriority="69"/>
-    <w:lsdException w:name="Dark List Accent 2" w:uiPriority="70"/>
-    <w:lsdException w:name="Colorful Shading Accent 2" w:uiPriority="71"/>
-    <w:lsdException w:name="Colorful List Accent 2" w:uiPriority="72"/>
-    <w:lsdException w:name="Colorful Grid Accent 2" w:uiPriority="73"/>
-    <w:lsdException w:name="Light Shading Accent 3" w:uiPriority="60"/>
-    <w:lsdException w:name="Light List Accent 3" w:uiPriority="61"/>
-    <w:lsdException w:name="Light Grid Accent 3" w:uiPriority="62"/>
-    <w:lsdException w:name="Medium Shading 1 Accent 3" w:uiPriority="63"/>
-    <w:lsdException w:name="Medium Shading 2 Accent 3" w:uiPriority="64"/>
-    <w:lsdException w:name="Medium List 1 Accent 3" w:uiPriority="65"/>
-    <w:lsdException w:name="Medium List 2 Accent 3" w:uiPriority="66"/>
-    <w:lsdException w:name="Medium Grid 1 Accent 3" w:uiPriority="67"/>
-    <w:lsdException w:name="Medium Grid 2 Accent 3" w:uiPriority="68"/>
-    <w:lsdException w:name="Medium Grid 3 Accent 3" w:uiPriority="69"/>
-    <w:lsdException w:name="Dark List Accent 3" w:uiPriority="70"/>
-    <w:lsdException w:name="Colorful Shading Accent 3" w:uiPriority="71"/>
-    <w:lsdException w:name="Colorful List Accent 3" w:uiPriority="72"/>
-    <w:lsdException w:name="Colorful Grid Accent 3" w:uiPriority="73"/>
-    <w:lsdException w:name="Light Shading Accent 4" w:uiPriority="60"/>
-    <w:lsdException w:name="Light List Accent 4" w:uiPriority="61"/>
-    <w:lsdException w:name="Light Grid Accent 4" w:uiPriority="62"/>
-    <w:lsdException w:name="Medium Shading 1 Accent 4" w:uiPriority="63"/>
-    <w:lsdException w:name="Medium Shading 2 Accent 4" w:uiPriority="64"/>
-    <w:lsdException w:name="Medium List 1 Accent 4" w:uiPriority="65"/>
-    <w:lsdException w:name="Medium List 2 Accent 4" w:uiPriority="66"/>
-    <w:lsdException w:name="Medium Grid 1 Accent 4" w:uiPriority="67"/>
-    <w:lsdException w:name="Medium Grid 2 Accent 4" w:uiPriority="68"/>
-    <w:lsdException w:name="Medium Grid 3 Accent 4" w:uiPriority="69"/>
-    <w:lsdException w:name="Dark List Accent 4" w:uiPriority="70"/>
-    <w:lsdException w:name="Colorful Shading Accent 4" w:uiPriority="71"/>
-    <w:lsdException w:name="Colorful List Accent 4" w:uiPriority="72"/>
-    <w:lsdException w:name="Colorful Grid Accent 4" w:uiPriority="73"/>
-    <w:lsdException w:name="Light Shading Accent 5" w:uiPriority="60"/>
-    <w:lsdException w:name="Light List Accent 5" w:uiPriority="61"/>
-    <w:lsdException w:name="Light Grid Accent 5" w:uiPriority="62"/>
-    <w:lsdException w:name="Medium Shading 1 Accent 5" w:uiPriority="63"/>
-    <w:lsdException w:name="Medium Shading 2 Accent 5" w:uiPriority="64"/>
-    <w:lsdException w:name="Medium List 1 Accent 5" w:uiPriority="65"/>
-    <w:lsdException w:name="Medium List 2 Accent 5" w:uiPriority="66"/>
-    <w:lsdException w:name="Medium Grid 1 Accent 5" w:uiPriority="67"/>
-    <w:lsdException w:name="Medium Grid 2 Accent 5" w:uiPriority="68"/>
-    <w:lsdException w:name="Medium Grid 3 Accent 5" w:uiPriority="69"/>
-    <w:lsdException w:name="Dark List Accent 5" w:uiPriority="70"/>
-    <w:lsdException w:name="Colorful Shading Accent 5" w:uiPriority="71"/>
-    <w:lsdException w:name="Colorful List Accent 5" w:uiPriority="72"/>
-    <w:lsdException w:name="Colorful Grid Accent 5" w:uiPriority="73"/>
-    <w:lsdException w:name="Light Shading Accent 6" w:uiPriority="60"/>
-    <w:lsdException w:name="Light List Accent 6" w:uiPriority="61"/>
-    <w:lsdException w:name="Light Grid Accent 6" w:uiPriority="62"/>
-    <w:lsdException w:name="Medium Shading 1 Accent 6" w:uiPriority="63"/>
-    <w:lsdException w:name="Medium Shading 2 Accent 6" w:uiPriority="64"/>
-    <w:lsdException w:name="Medium List 1 Accent 6" w:uiPriority="65"/>
-    <w:lsdException w:name="Medium List 2 Accent 6" w:uiPriority="66"/>
-    <w:lsdException w:name="Medium Grid 1 Accent 6" w:uiPriority="67"/>
-    <w:lsdException w:name="Medium Grid 2 Accent 6" w:uiPriority="68"/>
-    <w:lsdException w:name="Medium Grid 3 Accent 6" w:uiPriority="69"/>
-    <w:lsdException w:name="Dark List Accent 6" w:uiPriority="70"/>
-    <w:lsdException w:name="Colorful Shading Accent 6" w:uiPriority="71"/>
-    <w:lsdException w:name="Colorful List Accent 6" w:uiPriority="72"/>
-    <w:lsdException w:name="Colorful Grid Accent 6" w:uiPriority="73"/>
-    <w:lsdException w:name="Subtle Emphasis" w:uiPriority="19" w:qFormat="1"/>
-    <w:lsdException w:name="Intense Emphasis" w:uiPriority="21" w:qFormat="1"/>
-    <w:lsdException w:name="Subtle Reference" w:uiPriority="31" w:qFormat="1"/>
-    <w:lsdException w:name="Intense Reference" w:uiPriority="32" w:qFormat="1"/>
-    <w:lsdException w:name="Book Title" w:uiPriority="33" w:qFormat="1"/>
-    <w:lsdException w:name="Bibliography" w:semiHidden="1" w:uiPriority="37" w:unhideWhenUsed="1"/>
-    <w:lsdException w:name="TOC Heading" w:semiHidden="1" w:uiPriority="39" w:unhideWhenUsed="1" w:qFormat="1"/>
-    <w:lsdException w:name="Plain Table 1" w:uiPriority="41"/>
-    <w:lsdException w:name="Plain Table 2" w:uiPriority="42"/>
-    <w:lsdException w:name="Plain Table 3" w:uiPriority="43"/>
-    <w:lsdException w:name="Plain Table 4" w:uiPriority="44"/>
-    <w:lsdException w:name="Plain Table 5" w:uiPriority="45"/>
-    <w:lsdException w:name="Grid Table Light" w:uiPriority="40"/>
-    <w:lsdException w:name="Grid Table 1 Light" w:uiPriority="46"/>
-    <w:lsdException w:name="Grid Table 2" w:uiPriority="47"/>
-    <w:lsdException w:name="Grid Table 3" w:uiPriority="48"/>
-    <w:lsdException w:name="Grid Table 4" w:uiPriority="49"/>
-    <w:lsdException w:name="Grid Table 5 Dark" w:uiPriority="50"/>
-    <w:lsdException w:name="Grid Table 6 Colorful" w:uiPriority="51"/>
-    <w:lsdException w:name="Grid Table 7 Colorful" w:uiPriority="52"/>
-    <w:lsdException w:name="Grid Table 1 Light Accent 1" w:uiPriority="46"/>
-    <w:lsdException w:name="Grid Table 2 Accent 1" w:uiPriority="47"/>
-    <w:lsdException w:name="Grid Table 3 Accent 1" w:uiPriority="48"/>
-    <w:lsdException w:name="Grid Table 4 Accent 1" w:uiPriority="49"/>
-    <w:lsdException w:name="Grid Table 5 Dark Accent 1" w:uiPriority="50"/>
-    <w:lsdException w:name="Grid Table 6 Colorful Accent 1" w:uiPriority="51"/>
-    <w:lsdException w:name="Grid Table 7 Colorful Accent 1" w:uiPriority="52"/>
-    <w:lsdException w:name="Grid Table 1 Light Accent 2" w:uiPriority="46"/>
-    <w:lsdException w:name="Grid Table 2 Accent 2" w:uiPriority="47"/>
-    <w:lsdException w:name="Grid Table 3 Accent 2" w:uiPriority="48"/>
-    <w:lsdException w:name="Grid Table 4 Accent 2" w:uiPriority="49"/>
-    <w:lsdException w:name="Grid Table 5 Dark Accent 2" w:uiPriority="50"/>
-    <w:lsdException w:name="Grid Table 6 Colorful Accent 2" w:uiPriority="51"/>
-    <w:lsdException w:name="Grid Table 7 Colorful Accent 2" w:uiPriority="52"/>
-    <w:lsdException w:name="Grid Table 1 Light Accent 3" w:uiPriority="46"/>
-    <w:lsdException w:name="Grid Table 2 Accent 3" w:uiPriority="47"/>
-    <w:lsdException w:name="Grid Table 3 Accent 3" w:uiPriority="48"/>
-    <w:lsdException w:name="Grid Table 4 Accent 3" w:uiPriority="49"/>
-    <w:lsdException w:name="Grid Table 5 Dark Accent 3" w:uiPriority="50"/>
-    <w:lsdException w:name="Grid Table 6 Colorful Accent 3" w:uiPriority="51"/>
-    <w:lsdException w:name="Grid Table 7 Colorful Accent 3" w:uiPriority="52"/>
-    <w:lsdException w:name="Grid Table 1 Light Accent 4" w:uiPriority="46"/>
-    <w:lsdException w:name="Grid Table 2 Accent 4" w:uiPriority="47"/>
-    <w:lsdException w:name="Grid Table 3 Accent 4" w:uiPriority="48"/>
-    <w:lsdException w:name="Grid Table 4 Accent 4" w:uiPriority="49"/>
-    <w:lsdException w:name="Grid Table 5 Dark Accent 4" w:uiPriority="50"/>
-    <w:lsdException w:name="Grid Table 6 Colorful Accent 4" w:uiPriority="51"/>
-    <w:lsdException w:name="Grid Table 7 Colorful Accent 4" w:uiPriority="52"/>
-    <w:lsdException w:name="Grid Table 1 Light Accent 5" w:uiPriority="46"/>
-    <w:lsdException w:name="Grid Table 2 Accent 5" w:uiPriority="47"/>
-    <w:lsdException w:name="Grid Table 3 Accent 5" w:uiPriority="48"/>
-    <w:lsdException w:name="Grid Table 4 Accent 5" w:uiPriority="49"/>
-    <w:lsdException w:name="Grid Table 5 Dark Accent 5" w:uiPriority="50"/>
-    <w:lsdException w:name="Grid Table 6 Colorful Accent 5" w:uiPriority="51"/>
-    <w:lsdException w:name="Grid Table 7 Colorful Accent 5" w:uiPriority="52"/>
-    <w:lsdException w:name="Grid Table 1 Light Accent 6" w:uiPriority="46"/>
-    <w:lsdException w:name="Grid Table 2 Accent 6" w:uiPriority="47"/>
-    <w:lsdException w:name="Grid Table 3 Accent 6" w:uiPriority="48"/>
-    <w:lsdException w:name="Grid Table 4 Accent 6" w:uiPriority="49"/>
-    <w:lsdException w:name="Grid Table 5 Dark Accent 6" w:uiPriority="50"/>
-    <w:lsdException w:name="Grid Table 6 Colorful Accent 6" w:uiPriority="51"/>
-    <w:lsdException w:name="Grid Table 7 Colorful Accent 6" w:uiPriority="52"/>
-    <w:lsdException w:name="List Table 1 Light" w:uiPriority="46"/>
-    <w:lsdException w:name="List Table 2" w:uiPriority="47"/>
-    <w:lsdException w:name="List Table 3" w:uiPriority="48"/>
-    <w:lsdException w:name="List Table 4" w:uiPriority="49"/>
-    <w:lsdException w:name="List Table 5 Dark" w:uiPriority="50"/>
-    <w:lsdException w:name="List Table 6 Colorful" w:uiPriority="51"/>
-    <w:lsdException w:name="List Table 7 Colorful" w:uiPriority="52"/>
-    <w:lsdException w:name="List Table 1 Light Accent 1" w:uiPriority="46"/>
-    <w:lsdException w:name="List Table 2 Accent 1" w:uiPriority="47"/>
-    <w:lsdException w:name="List Table 3 Accent 1" w:uiPriority="48"/>
-    <w:lsdException w:name="List Table 4 Accent 1" w:uiPriority="49"/>
-    <w:lsdException w:name="List Table 5 Dark Accent 1" w:uiPriority="50"/>
-    <w:lsdException w:name="List Table 6 Colorful Accent 1" w:uiPriority="51"/>
-    <w:lsdException w:name="List Table 7 Colorful Accent 1" w:uiPriority="52"/>
-    <w:lsdException w:name="List Table 1 Light Accent 2" w:uiPriority="46"/>
-    <w:lsdException w:name="List Table 2 Accent 2" w:uiPriority="47"/>
-    <w:lsdException w:name="List Table 3 Accent 2" w:uiPriority="48"/>
-    <w:lsdException w:name="List Table 4 Accent 2" w:uiPriority="49"/>
-    <w:lsdException w:name="List Table 5 Dark Accent 2" w:uiPriority="50"/>
-    <w:lsdException w:name="List Table 6 Colorful Accent 2" w:uiPriority="51"/>
-    <w:lsdException w:name="List Table 7 Colorful Accent 2" w:uiPriority="52"/>
-    <w:lsdException w:name="List Table 1 Light Accent 3" w:uiPriority="46"/>
-    <w:lsdException w:name="List Table 2 Accent 3" w:uiPriority="47"/>
-    <w:lsdException w:name="List Table 3 Accent 3" w:uiPriority="48"/>
-    <w:lsdException w:name="List Table 4 Accent 3" w:uiPriority="49"/>
-    <w:lsdException w:name="List Table 5 Dark Accent 3" w:uiPriority="50"/>
-    <w:lsdException w:name="List Table 6 Colorful Accent 3" w:uiPriority="51"/>
-    <w:lsdException w:name="List Table 7 Colorful Accent 3" w:uiPriority="52"/>
-    <w:lsdException w:name="List Table 1 Light Accent 4" w:uiPriority="46"/>
-    <w:lsdException w:name="List Table 2 Accent 4" w:uiPriority="47"/>
-    <w:lsdException w:name="List Table 3 Accent 4" w:uiPriority="48"/>
-    <w:lsdException w:name="List Table 4 Accent 4" w:uiPriority="49"/>
-    <w:lsdException w:name="List Table 5 Dark Accent 4" w:uiPriority="50"/>
-    <w:lsdException w:name="List Table 6 Colorful Accent 4" w:uiPriority="51"/>
-    <w:lsdException w:name="List Table 7 Colorful Accent 4" w:uiPriority="52"/>
-    <w:lsdException w:name="List Table 1 Light Accent 5" w:uiPriority="46"/>
-    <w:lsdException w:name="List Table 2 Accent 5" w:uiPriority="47"/>
-    <w:lsdException w:name="List Table 3 Accent 5" w:uiPriority="48"/>
-    <w:lsdException w:name="List Table 4 Accent 5" w:uiPriority="49"/>
-    <w:lsdException w:name="List Table 5 Dark Accent 5" w:uiPriority="50"/>
-    <w:lsdException w:name="List Table 6 Colorful Accent 5" w:uiPriority="51"/>
-    <w:lsdException w:name="List Table 7 Colorful Accent 5" w:uiPriority="52"/>
-    <w:lsdException w:name="List Table 1 Light Accent 6" w:uiPriority="46"/>
-    <w:lsdException w:name="List Table 2 Accent 6" w:uiPriority="47"/>
-    <w:lsdException w:name="List Table 3 Accent 6" w:uiPriority="48"/>
-    <w:lsdException w:name="List Table 4 Accent 6" w:uiPriority="49"/>
-    <w:lsdException w:name="List Table 5 Dark Accent 6" w:uiPriority="50"/>
-    <w:lsdException w:name="List Table 6 Colorful Accent 6" w:uiPriority="51"/>
-    <w:lsdException w:name="List Table 7 Colorful Accent 6" w:uiPriority="52"/>
-    <w:lsdException w:name="Mention" w:semiHidden="1" w:unhideWhenUsed="1"/>
-    <w:lsdException w:name="Smart Hyperlink" w:semiHidden="1" w:unhideWhenUsed="1"/>
-    <w:lsdException w:name="Hashtag" w:semiHidden="1" w:unhideWhenUsed="1"/>
-    <w:lsdException w:name="Unresolved Mention" w:semiHidden="1" w:unhideWhenUsed="1"/>
-    <w:lsdException w:name="Smart Link" w:semiHidden="1" w:unhideWhenUsed="1"/>
-  </w:latentStyles>
-  <w:style w:type="paragraph" w:default="1" w:styleId="Normal">
-    <w:name w:val="Normal"/>
-    <w:qFormat/>
-  </w:style>
-  <w:style w:type="character" w:default="1" w:styleId="DefaultParagraphFont">
-    <w:name w:val="Default Paragraph Font"/>
-    <w:uiPriority w:val="1"/>
-    <w:semiHidden/>
-    <w:unhideWhenUsed/>
-  </w:style>
-  <w:style w:type="table" w:default="1" w:styleId="TableNormal">
-    <w:name w:val="Normal Table"/>
-    <w:uiPriority w:val="99"/>
-    <w:semiHidden/>
-    <w:unhideWhenUsed/>
-    <w:tblPr>
-      <w:tblInd w:w="0" w:type="dxa"/>
-      <w:tblCellMar>
-        <w:top w:w="0" w:type="dxa"/>
-        <w:left w:w="108" w:type="dxa"/>
-        <w:bottom w:w="0" w:type="dxa"/>
-        <w:right w:w="108" w:type="dxa"/>
-      </w:tblCellMar>
-    </w:tblPr>
-  </w:style>
-  <w:style w:type="numbering" w:default="1" w:styleId="NoList">
-    <w:name w:val="No List"/>
-    <w:uiPriority w:val="99"/>
-    <w:semiHidden/>
-    <w:unhideWhenUsed/>
-  </w:style>
-  <w:style w:type="paragraph" w:customStyle="1" w:styleId="ACA474F46ABD4E09A9DCC14198EB8217">
-    <w:name w:val="ACA474F46ABD4E09A9DCC14198EB8217"/>
-  </w:style>
-  <w:style w:type="paragraph" w:customStyle="1" w:styleId="4D0FA74E25BC41DBA1DF69CE0C68F5B8">
-    <w:name w:val="4D0FA74E25BC41DBA1DF69CE0C68F5B8"/>
-  </w:style>
-  <w:style w:type="paragraph" w:styleId="ListBullet">
-    <w:name w:val="List Bullet"/>
-    <w:basedOn w:val="Normal"/>
-    <w:uiPriority w:val="5"/>
-    <w:rsid w:val="00764358"/>
-    <w:pPr>
-      <w:numPr>
-        <w:numId w:val="1"/>
-      </w:numPr>
-      <w:spacing w:after="120" w:line="240" w:lineRule="auto"/>
-      <w:ind w:left="720"/>
-    </w:pPr>
-    <w:rPr>
-      <w:rFonts w:eastAsia="Times New Roman" w:cs="Times New Roman"/>
-      <w:lang w:val="en-GB" w:eastAsia="en-US"/>
-    </w:rPr>
-  </w:style>
-  <w:style w:type="character" w:customStyle="1" w:styleId="Greytext">
-    <w:name w:val="Grey text"/>
-    <w:basedOn w:val="DefaultParagraphFont"/>
-    <w:uiPriority w:val="4"/>
-    <w:qFormat/>
-    <w:rsid w:val="00764358"/>
-    <w:rPr>
-      <w:color w:val="808080" w:themeColor="background1" w:themeShade="80"/>
-    </w:rPr>
-  </w:style>
-  <w:style w:type="numbering" w:customStyle="1" w:styleId="BullettedList">
-    <w:name w:val="Bulletted List"/>
-    <w:uiPriority w:val="99"/>
-    <w:rsid w:val="00764358"/>
-    <w:pPr>
-      <w:numPr>
-        <w:numId w:val="1"/>
-      </w:numPr>
-    </w:pPr>
-  </w:style>
-  <w:style w:type="paragraph" w:styleId="ListBullet2">
-    <w:name w:val="List Bullet 2"/>
-    <w:basedOn w:val="Normal"/>
-    <w:uiPriority w:val="99"/>
-    <w:semiHidden/>
-    <w:unhideWhenUsed/>
-    <w:rsid w:val="00764358"/>
-    <w:pPr>
-      <w:numPr>
-        <w:ilvl w:val="1"/>
-        <w:numId w:val="1"/>
-      </w:numPr>
-      <w:spacing w:after="220" w:line="240" w:lineRule="auto"/>
-      <w:contextualSpacing/>
-    </w:pPr>
-    <w:rPr>
-      <w:rFonts w:eastAsia="Times New Roman" w:cs="Times New Roman"/>
-      <w:lang w:val="en-GB" w:eastAsia="en-US"/>
-    </w:rPr>
-  </w:style>
-  <w:style w:type="paragraph" w:styleId="ListBullet3">
-    <w:name w:val="List Bullet 3"/>
-    <w:basedOn w:val="Normal"/>
-    <w:uiPriority w:val="99"/>
-    <w:semiHidden/>
-    <w:unhideWhenUsed/>
-    <w:rsid w:val="00764358"/>
-    <w:pPr>
-      <w:numPr>
-        <w:ilvl w:val="2"/>
-        <w:numId w:val="1"/>
-      </w:numPr>
-      <w:spacing w:after="220" w:line="240" w:lineRule="auto"/>
-      <w:contextualSpacing/>
-    </w:pPr>
-    <w:rPr>
-      <w:rFonts w:eastAsia="Times New Roman" w:cs="Times New Roman"/>
-      <w:lang w:val="en-GB" w:eastAsia="en-US"/>
-    </w:rPr>
-  </w:style>
-  <w:style w:type="paragraph" w:styleId="ListBullet4">
-    <w:name w:val="List Bullet 4"/>
-    <w:basedOn w:val="Normal"/>
-    <w:uiPriority w:val="99"/>
-    <w:semiHidden/>
-    <w:unhideWhenUsed/>
-    <w:rsid w:val="00764358"/>
-    <w:pPr>
-      <w:numPr>
-        <w:ilvl w:val="3"/>
-        <w:numId w:val="1"/>
-      </w:numPr>
-      <w:spacing w:after="220" w:line="240" w:lineRule="auto"/>
-      <w:contextualSpacing/>
-    </w:pPr>
-    <w:rPr>
-      <w:rFonts w:eastAsia="Times New Roman" w:cs="Times New Roman"/>
-      <w:lang w:val="en-GB" w:eastAsia="en-US"/>
-    </w:rPr>
-  </w:style>
-  <w:style w:type="paragraph" w:styleId="ListBullet5">
-    <w:name w:val="List Bullet 5"/>
-    <w:basedOn w:val="Normal"/>
-    <w:uiPriority w:val="99"/>
-    <w:semiHidden/>
-    <w:unhideWhenUsed/>
-    <w:rsid w:val="00764358"/>
-    <w:pPr>
-      <w:numPr>
-        <w:ilvl w:val="4"/>
-        <w:numId w:val="1"/>
-      </w:numPr>
-      <w:spacing w:after="220" w:line="240" w:lineRule="auto"/>
-      <w:contextualSpacing/>
-    </w:pPr>
-    <w:rPr>
-      <w:rFonts w:eastAsia="Times New Roman" w:cs="Times New Roman"/>
-      <w:lang w:val="en-GB" w:eastAsia="en-US"/>
-    </w:rPr>
-  </w:style>
-  <w:style w:type="paragraph" w:customStyle="1" w:styleId="1A25FC07BBB842A597B155F519ECAAE9">
-    <w:name w:val="1A25FC07BBB842A597B155F519ECAAE9"/>
-  </w:style>
-  <w:style w:type="paragraph" w:customStyle="1" w:styleId="B1FCC47591724712866530134E901E06">
-    <w:name w:val="B1FCC47591724712866530134E901E06"/>
-  </w:style>
-  <w:style w:type="paragraph" w:customStyle="1" w:styleId="F2BA87BD812842BAB4B0D3A9D82DF5A9">
-    <w:name w:val="F2BA87BD812842BAB4B0D3A9D82DF5A9"/>
-  </w:style>
-  <w:style w:type="character" w:styleId="PlaceholderText">
-    <w:name w:val="Placeholder Text"/>
-    <w:basedOn w:val="DefaultParagraphFont"/>
-    <w:uiPriority w:val="99"/>
-    <w:semiHidden/>
-    <w:rsid w:val="00E754A7"/>
-    <w:rPr>
-      <w:color w:val="808080"/>
-    </w:rPr>
-  </w:style>
-  <w:style w:type="paragraph" w:styleId="BodyText">
-    <w:name w:val="Body Text"/>
-    <w:basedOn w:val="Normal"/>
-    <w:link w:val="BodyTextChar"/>
-    <w:uiPriority w:val="1"/>
-    <w:semiHidden/>
-    <w:qFormat/>
-    <w:rsid w:val="00764358"/>
-    <w:pPr>
-      <w:spacing w:after="220" w:line="240" w:lineRule="auto"/>
-    </w:pPr>
-    <w:rPr>
-      <w:rFonts w:eastAsia="Times New Roman" w:cs="Times New Roman"/>
-      <w:sz w:val="20"/>
-      <w:szCs w:val="20"/>
-      <w:lang w:val="en-GB" w:eastAsia="en-US"/>
-    </w:rPr>
-  </w:style>
-  <w:style w:type="character" w:customStyle="1" w:styleId="BodyTextChar">
-    <w:name w:val="Body Text Char"/>
-    <w:basedOn w:val="DefaultParagraphFont"/>
-    <w:link w:val="BodyText"/>
-    <w:uiPriority w:val="1"/>
-    <w:semiHidden/>
-    <w:rsid w:val="00764358"/>
-    <w:rPr>
-      <w:rFonts w:eastAsia="Times New Roman" w:cs="Times New Roman"/>
-      <w:sz w:val="20"/>
-      <w:szCs w:val="20"/>
-      <w:lang w:val="en-GB" w:eastAsia="en-US"/>
-    </w:rPr>
-  </w:style>
-  <w:style w:type="paragraph" w:customStyle="1" w:styleId="ACA474F46ABD4E09A9DCC14198EB82171">
-    <w:name w:val="ACA474F46ABD4E09A9DCC14198EB82171"/>
-    <w:rsid w:val="00764358"/>
-    <w:pPr>
-      <w:spacing w:after="220" w:line="240" w:lineRule="auto"/>
-    </w:pPr>
-    <w:rPr>
-      <w:rFonts w:eastAsia="Times New Roman" w:cs="Times New Roman"/>
-      <w:lang w:val="en-GB" w:eastAsia="en-US"/>
-    </w:rPr>
-  </w:style>
-  <w:style w:type="paragraph" w:customStyle="1" w:styleId="4D0FA74E25BC41DBA1DF69CE0C68F5B81">
-    <w:name w:val="4D0FA74E25BC41DBA1DF69CE0C68F5B81"/>
-    <w:rsid w:val="00764358"/>
-    <w:pPr>
-      <w:spacing w:after="220" w:line="240" w:lineRule="auto"/>
-    </w:pPr>
-    <w:rPr>
-      <w:rFonts w:eastAsia="Times New Roman" w:cs="Times New Roman"/>
-      <w:lang w:val="en-GB" w:eastAsia="en-US"/>
-    </w:rPr>
-  </w:style>
-  <w:style w:type="paragraph" w:styleId="Title">
-    <w:name w:val="Title"/>
-    <w:basedOn w:val="Normal"/>
-    <w:next w:val="Normal"/>
-    <w:link w:val="TitleChar"/>
-    <w:uiPriority w:val="10"/>
-    <w:qFormat/>
-    <w:rsid w:val="00764358"/>
-    <w:pPr>
-      <w:kinsoku w:val="0"/>
-      <w:overflowPunct w:val="0"/>
-      <w:spacing w:before="240" w:after="480" w:line="240" w:lineRule="auto"/>
-    </w:pPr>
-    <w:rPr>
-      <w:rFonts w:asciiTheme="majorHAnsi" w:eastAsia="Times New Roman" w:hAnsiTheme="majorHAnsi" w:cs="Times New Roman"/>
-      <w:b/>
-      <w:bCs/>
-      <w:caps/>
-      <w:color w:val="FFFFFF" w:themeColor="background1"/>
-      <w:sz w:val="52"/>
-      <w:szCs w:val="42"/>
-      <w:lang w:val="en-GB" w:eastAsia="en-US"/>
-    </w:rPr>
-  </w:style>
-  <w:style w:type="character" w:customStyle="1" w:styleId="TitleChar">
-    <w:name w:val="Title Char"/>
-    <w:basedOn w:val="DefaultParagraphFont"/>
-    <w:link w:val="Title"/>
-    <w:uiPriority w:val="10"/>
-    <w:rsid w:val="00764358"/>
-    <w:rPr>
-      <w:rFonts w:asciiTheme="majorHAnsi" w:eastAsia="Times New Roman" w:hAnsiTheme="majorHAnsi" w:cs="Times New Roman"/>
-      <w:b/>
-      <w:bCs/>
-      <w:caps/>
-      <w:color w:val="FFFFFF" w:themeColor="background1"/>
-      <w:sz w:val="52"/>
-      <w:szCs w:val="42"/>
-      <w:lang w:val="en-GB" w:eastAsia="en-US"/>
-    </w:rPr>
-  </w:style>
-  <w:style w:type="paragraph" w:customStyle="1" w:styleId="1A25FC07BBB842A597B155F519ECAAE91">
-    <w:name w:val="1A25FC07BBB842A597B155F519ECAAE91"/>
-    <w:rsid w:val="00764358"/>
-    <w:pPr>
-      <w:numPr>
-        <w:numId w:val="2"/>
-      </w:numPr>
-      <w:spacing w:after="120" w:line="240" w:lineRule="auto"/>
-      <w:ind w:hanging="360"/>
-    </w:pPr>
-    <w:rPr>
-      <w:rFonts w:eastAsia="Times New Roman" w:cs="Times New Roman"/>
-      <w:lang w:val="en-GB" w:eastAsia="en-US"/>
-    </w:rPr>
-  </w:style>
-  <w:style w:type="paragraph" w:customStyle="1" w:styleId="B1FCC47591724712866530134E901E061">
-    <w:name w:val="B1FCC47591724712866530134E901E061"/>
-    <w:rsid w:val="00764358"/>
-    <w:pPr>
-      <w:spacing w:after="220" w:line="240" w:lineRule="auto"/>
-    </w:pPr>
-    <w:rPr>
-      <w:rFonts w:eastAsia="Times New Roman" w:cs="Times New Roman"/>
-      <w:lang w:val="en-GB" w:eastAsia="en-US"/>
-    </w:rPr>
-  </w:style>
-  <w:style w:type="paragraph" w:customStyle="1" w:styleId="F2BA87BD812842BAB4B0D3A9D82DF5A91">
-    <w:name w:val="F2BA87BD812842BAB4B0D3A9D82DF5A91"/>
-    <w:rsid w:val="00764358"/>
-    <w:pPr>
-      <w:spacing w:after="220" w:line="240" w:lineRule="auto"/>
-    </w:pPr>
-    <w:rPr>
-      <w:rFonts w:eastAsia="Times New Roman" w:cs="Times New Roman"/>
-      <w:lang w:val="en-GB" w:eastAsia="en-US"/>
-    </w:rPr>
-  </w:style>
-  <w:style w:type="paragraph" w:customStyle="1" w:styleId="FCAA6923771A4A7A8F36D385E985DE59">
-    <w:name w:val="FCAA6923771A4A7A8F36D385E985DE59"/>
-    <w:rsid w:val="009652C6"/>
-  </w:style>
-  <w:style w:type="paragraph" w:customStyle="1" w:styleId="8199A9F9263D4AB4A7C35645D1FF93EB">
-    <w:name w:val="8199A9F9263D4AB4A7C35645D1FF93EB"/>
-    <w:rsid w:val="009652C6"/>
-  </w:style>
-  <w:style w:type="paragraph" w:customStyle="1" w:styleId="7C35D344740A43948C018966B80E7CA9">
-    <w:name w:val="7C35D344740A43948C018966B80E7CA9"/>
-    <w:rsid w:val="009652C6"/>
-  </w:style>
-  <w:style w:type="paragraph" w:customStyle="1" w:styleId="2A325C94262C4354960F36588B3DB191">
-    <w:name w:val="2A325C94262C4354960F36588B3DB191"/>
-    <w:rsid w:val="009652C6"/>
-  </w:style>
-  <w:style w:type="paragraph" w:customStyle="1" w:styleId="4900DF51C14140CBA2AF9FB37FE6ECDE">
-    <w:name w:val="4900DF51C14140CBA2AF9FB37FE6ECDE"/>
-    <w:rsid w:val="009652C6"/>
-  </w:style>
-  <w:style w:type="paragraph" w:customStyle="1" w:styleId="72A43969C9A341F1B94A1D75FF256256">
-    <w:name w:val="72A43969C9A341F1B94A1D75FF256256"/>
-    <w:rsid w:val="009652C6"/>
-  </w:style>
-  <w:style w:type="paragraph" w:customStyle="1" w:styleId="086AA1A5C2AC4FE5B305EF3DD8B4A1F9">
-    <w:name w:val="086AA1A5C2AC4FE5B305EF3DD8B4A1F9"/>
-    <w:rsid w:val="009652C6"/>
-  </w:style>
-  <w:style w:type="paragraph" w:customStyle="1" w:styleId="66B4BBCC6D5B4E879FF6943018429F3C">
-    <w:name w:val="66B4BBCC6D5B4E879FF6943018429F3C"/>
-    <w:rsid w:val="009652C6"/>
-  </w:style>
-  <w:style w:type="paragraph" w:customStyle="1" w:styleId="6CD3B6FAF2A648B9AB2A499B9440C5AC">
-    <w:name w:val="6CD3B6FAF2A648B9AB2A499B9440C5AC"/>
-    <w:rsid w:val="009652C6"/>
-  </w:style>
-  <w:style w:type="paragraph" w:customStyle="1" w:styleId="AD5765372F764AAC9661B2E266F125D6">
-    <w:name w:val="AD5765372F764AAC9661B2E266F125D6"/>
-    <w:rsid w:val="009652C6"/>
-  </w:style>
-  <w:style w:type="paragraph" w:customStyle="1" w:styleId="0F85E4A1928F4F8187D51F0D0D36F071">
-    <w:name w:val="0F85E4A1928F4F8187D51F0D0D36F071"/>
-    <w:rsid w:val="009652C6"/>
-  </w:style>
-  <w:style w:type="paragraph" w:customStyle="1" w:styleId="7FD2C99668B14671A7EF2D06AFA71BD1">
-    <w:name w:val="7FD2C99668B14671A7EF2D06AFA71BD1"/>
-    <w:rsid w:val="009652C6"/>
-  </w:style>
-  <w:style w:type="paragraph" w:customStyle="1" w:styleId="A66D5B05E0C94A7D83BDC1703C0E9253">
-    <w:name w:val="A66D5B05E0C94A7D83BDC1703C0E9253"/>
-    <w:rsid w:val="009652C6"/>
-  </w:style>
-  <w:style w:type="paragraph" w:customStyle="1" w:styleId="1F6B85C1C22B4F58BD9EA6CF7748DC8F">
-    <w:name w:val="1F6B85C1C22B4F58BD9EA6CF7748DC8F"/>
-    <w:rsid w:val="009652C6"/>
-  </w:style>
-  <w:style w:type="paragraph" w:customStyle="1" w:styleId="2847141F85134FB5AD456EC1852BBEF2">
-    <w:name w:val="2847141F85134FB5AD456EC1852BBEF2"/>
-    <w:rsid w:val="009652C6"/>
-  </w:style>
-  <w:style w:type="paragraph" w:customStyle="1" w:styleId="8E5D0582F00943DEBB6981B820E73BEE">
-    <w:name w:val="8E5D0582F00943DEBB6981B820E73BEE"/>
-    <w:rsid w:val="009652C6"/>
-  </w:style>
-  <w:style w:type="paragraph" w:customStyle="1" w:styleId="74257BEAA0414DA3B31B1D9765698A58">
-    <w:name w:val="74257BEAA0414DA3B31B1D9765698A58"/>
-    <w:rsid w:val="009652C6"/>
-  </w:style>
-  <w:style w:type="paragraph" w:customStyle="1" w:styleId="95BD36A33BCA4BF6B83D4C32EF896C07">
-    <w:name w:val="95BD36A33BCA4BF6B83D4C32EF896C07"/>
-    <w:rsid w:val="009652C6"/>
-  </w:style>
-  <w:style w:type="paragraph" w:customStyle="1" w:styleId="E95EBE4150904E2CB40F20492D15E2E3">
-    <w:name w:val="E95EBE4150904E2CB40F20492D15E2E3"/>
-    <w:rsid w:val="009652C6"/>
-  </w:style>
-  <w:style w:type="paragraph" w:customStyle="1" w:styleId="5B845F6E5A1D4A8FAE07ECCE451AFC7E">
-    <w:name w:val="5B845F6E5A1D4A8FAE07ECCE451AFC7E"/>
-    <w:rsid w:val="009652C6"/>
-  </w:style>
-  <w:style w:type="paragraph" w:customStyle="1" w:styleId="EC3426126CBD4FC89A22CC1138B071C4">
-    <w:name w:val="EC3426126CBD4FC89A22CC1138B071C4"/>
-    <w:rsid w:val="009652C6"/>
-  </w:style>
-  <w:style w:type="paragraph" w:customStyle="1" w:styleId="Information">
-    <w:name w:val="Information"/>
-    <w:basedOn w:val="Normal"/>
-    <w:uiPriority w:val="1"/>
-    <w:qFormat/>
-    <w:rsid w:val="00E754A7"/>
-    <w:pPr>
-      <w:kinsoku w:val="0"/>
-      <w:overflowPunct w:val="0"/>
-      <w:spacing w:before="4" w:after="0" w:line="240" w:lineRule="auto"/>
-      <w:contextualSpacing/>
-    </w:pPr>
-    <w:rPr>
-      <w:rFonts w:eastAsia="Times New Roman" w:cs="Times New Roman"/>
-      <w:color w:val="FFFFFF" w:themeColor="background1"/>
-      <w:szCs w:val="17"/>
-      <w:lang w:val="en-GB" w:eastAsia="en-US"/>
-    </w:rPr>
-  </w:style>
-  <w:style w:type="paragraph" w:customStyle="1" w:styleId="C74731D330C748F8BFB052B5EA50440E">
-    <w:name w:val="C74731D330C748F8BFB052B5EA50440E"/>
-    <w:rsid w:val="009652C6"/>
-  </w:style>
-  <w:style w:type="paragraph" w:customStyle="1" w:styleId="6F4BC3D149B04089B594047437CAB885">
-    <w:name w:val="6F4BC3D149B04089B594047437CAB885"/>
-    <w:rsid w:val="009652C6"/>
-  </w:style>
-  <w:style w:type="paragraph" w:customStyle="1" w:styleId="9E777A9A9D0E4AFFB7296217762E1EEA">
-    <w:name w:val="9E777A9A9D0E4AFFB7296217762E1EEA"/>
-    <w:rsid w:val="009652C6"/>
-  </w:style>
-  <w:style w:type="paragraph" w:customStyle="1" w:styleId="086C18A762D743F19977B8671C191F89">
-    <w:name w:val="086C18A762D743F19977B8671C191F89"/>
-    <w:rsid w:val="009652C6"/>
-  </w:style>
-  <w:style w:type="paragraph" w:customStyle="1" w:styleId="05580E2565CC43B3B615CB8385DCE6B1">
-    <w:name w:val="05580E2565CC43B3B615CB8385DCE6B1"/>
-    <w:rsid w:val="009652C6"/>
-  </w:style>
-  <w:style w:type="paragraph" w:customStyle="1" w:styleId="2154122C35734E8B8CC846C902DA8750">
-    <w:name w:val="2154122C35734E8B8CC846C902DA8750"/>
-    <w:rsid w:val="009652C6"/>
-  </w:style>
-  <w:style w:type="paragraph" w:customStyle="1" w:styleId="FCAA6923771A4A7A8F36D385E985DE591">
-    <w:name w:val="FCAA6923771A4A7A8F36D385E985DE591"/>
-    <w:rsid w:val="00E754A7"/>
-    <w:pPr>
-      <w:kinsoku w:val="0"/>
-      <w:overflowPunct w:val="0"/>
-      <w:spacing w:before="240" w:after="480" w:line="240" w:lineRule="auto"/>
-    </w:pPr>
-    <w:rPr>
-      <w:rFonts w:asciiTheme="majorHAnsi" w:eastAsia="Times New Roman" w:hAnsiTheme="majorHAnsi" w:cs="Times New Roman"/>
-      <w:b/>
-      <w:bCs/>
-      <w:caps/>
-      <w:color w:val="FFFFFF" w:themeColor="background1"/>
-      <w:sz w:val="52"/>
-      <w:szCs w:val="42"/>
-      <w:lang w:val="en-GB" w:eastAsia="en-US"/>
-    </w:rPr>
-  </w:style>
-</w:styles>
-</file>
-
-<file path=word/glossary/webSettings.xml><?xml version="1.0" encoding="utf-8"?>
-<w:webSettings xmlns:mc="http://schemas.openxmlformats.org/markup-compatibility/2006" xmlns:r="http://schemas.openxmlformats.org/officeDocument/2006/relationships" xmlns:w="http://schemas.openxmlformats.org/wordprocessingml/2006/main" xmlns:w14="http://schemas.microsoft.com/office/word/2010/wordml" xmlns:w15="http://schemas.microsoft.com/office/word/2012/wordml" xmlns:w16cex="http://schemas.microsoft.com/office/word/2018/wordml/cex" xmlns:w16cid="http://schemas.microsoft.com/office/word/2016/wordml/cid" xmlns:w16="http://schemas.microsoft.com/office/word/2018/wordml" xmlns:w16sdtdh="http://schemas.microsoft.com/office/word/2020/wordml/sdtdatahash" xmlns:w16se="http://schemas.microsoft.com/office/word/2015/wordml/symex" mc:Ignorable="w14 w15 w16se w16cid w16 w16cex w16sdtdh">
-  <w:optimizeForBrowser/>
-  <w:allowPNG/>
-</w:webSettings>
-</file>
-
 <file path=word/theme/theme11.xml><?xml version="1.0" encoding="utf-8"?>
 <a:theme xmlns:a="http://schemas.openxmlformats.org/drawingml/2006/main" name="StoneSet">
   <a:themeElements>
@@ -6174,359 +4226,6 @@
 </a:theme>
 </file>
 
-<file path=customXml/item12.xml><?xml version="1.0" encoding="utf-8"?>
-<b:Sources xmlns:b="http://schemas.openxmlformats.org/officeDocument/2006/bibliography" xmlns="http://schemas.openxmlformats.org/officeDocument/2006/bibliography" SelectedStyle="\APASixthEditionOfficeOnline.xsl" StyleName="APA" Version="6"/>
-</file>
-
-<file path=customXml/item24.xml><?xml version="1.0" encoding="utf-8"?>
-<ct:contentTypeSchema xmlns:ct="http://schemas.microsoft.com/office/2006/metadata/contentType" xmlns:ma="http://schemas.microsoft.com/office/2006/metadata/properties/metaAttributes" ct:_="" ma:_="" ma:contentTypeName="Document" ma:contentTypeID="0x01010079F111ED35F8CC479449609E8A0923A6" ma:contentTypeVersion="26" ma:contentTypeDescription="Create a new document." ma:contentTypeScope="" ma:versionID="ac37c1753acd5e330d2062ccec26ea66">
-  <xsd:schema xmlns:xsd="http://www.w3.org/2001/XMLSchema" xmlns:xs="http://www.w3.org/2001/XMLSchema" xmlns:p="http://schemas.microsoft.com/office/2006/metadata/properties" xmlns:ns1="http://schemas.microsoft.com/sharepoint/v3" xmlns:ns2="71af3243-3dd4-4a8d-8c0d-dd76da1f02a5" xmlns:ns3="16c05727-aa75-4e4a-9b5f-8a80a1165891" xmlns:ns4="230e9df3-be65-4c73-a93b-d1236ebd677e" targetNamespace="http://schemas.microsoft.com/office/2006/metadata/properties" ma:root="true" ma:fieldsID="3b340c7101c92c5120abd06486f94548" ns1:_="" ns2:_="" ns3:_="" ns4:_="">
-    <xsd:import namespace="http://schemas.microsoft.com/sharepoint/v3"/>
-    <xsd:import namespace="71af3243-3dd4-4a8d-8c0d-dd76da1f02a5"/>
-    <xsd:import namespace="16c05727-aa75-4e4a-9b5f-8a80a1165891"/>
-    <xsd:import namespace="230e9df3-be65-4c73-a93b-d1236ebd677e"/>
-    <xsd:element name="properties">
-      <xsd:complexType>
-        <xsd:sequence>
-          <xsd:element name="documentManagement">
-            <xsd:complexType>
-              <xsd:all>
-                <xsd:element ref="ns2:Status" minOccurs="0"/>
-                <xsd:element ref="ns2:Image" minOccurs="0"/>
-                <xsd:element ref="ns2:MediaServiceMetadata" minOccurs="0"/>
-                <xsd:element ref="ns2:MediaServiceFastMetadata" minOccurs="0"/>
-                <xsd:element ref="ns2:MediaServiceOCR" minOccurs="0"/>
-                <xsd:element ref="ns2:MediaServiceAutoTags" minOccurs="0"/>
-                <xsd:element ref="ns2:MediaServiceEventHashCode" minOccurs="0"/>
-                <xsd:element ref="ns2:MediaServiceGenerationTime" minOccurs="0"/>
-                <xsd:element ref="ns3:SharedWithUsers" minOccurs="0"/>
-                <xsd:element ref="ns3:SharedWithDetails" minOccurs="0"/>
-                <xsd:element ref="ns2:MediaServiceAutoKeyPoints" minOccurs="0"/>
-                <xsd:element ref="ns2:MediaServiceKeyPoints" minOccurs="0"/>
-                <xsd:element ref="ns2:MediaServiceDateTaken" minOccurs="0"/>
-                <xsd:element ref="ns1:_ip_UnifiedCompliancePolicyProperties" minOccurs="0"/>
-                <xsd:element ref="ns1:_ip_UnifiedCompliancePolicyUIAction" minOccurs="0"/>
-                <xsd:element ref="ns4:TaxCatchAll" minOccurs="0"/>
-                <xsd:element ref="ns2:ImageTagsTaxHTField" minOccurs="0"/>
-                <xsd:element ref="ns2:MediaServiceLocation" minOccurs="0"/>
-                <xsd:element ref="ns2:MediaLengthInSeconds" minOccurs="0"/>
-                <xsd:element ref="ns2:Background" minOccurs="0"/>
-                <xsd:element ref="ns2:MediaServiceSearchProperties" minOccurs="0"/>
-                <xsd:element ref="ns2:MediaServiceDocTags" minOccurs="0"/>
-              </xsd:all>
-            </xsd:complexType>
-          </xsd:element>
-        </xsd:sequence>
-      </xsd:complexType>
-    </xsd:element>
-  </xsd:schema>
-  <xsd:schema xmlns:xsd="http://www.w3.org/2001/XMLSchema" xmlns:xs="http://www.w3.org/2001/XMLSchema" xmlns:dms="http://schemas.microsoft.com/office/2006/documentManagement/types" xmlns:pc="http://schemas.microsoft.com/office/infopath/2007/PartnerControls" targetNamespace="http://schemas.microsoft.com/sharepoint/v3" elementFormDefault="qualified">
-    <xsd:import namespace="http://schemas.microsoft.com/office/2006/documentManagement/types"/>
-    <xsd:import namespace="http://schemas.microsoft.com/office/infopath/2007/PartnerControls"/>
-    <xsd:element name="_ip_UnifiedCompliancePolicyProperties" ma:index="20" nillable="true" ma:displayName="Unified Compliance Policy Properties" ma:hidden="true" ma:internalName="_ip_UnifiedCompliancePolicyProperties" ma:readOnly="false">
-      <xsd:simpleType>
-        <xsd:restriction base="dms:Note"/>
-      </xsd:simpleType>
-    </xsd:element>
-    <xsd:element name="_ip_UnifiedCompliancePolicyUIAction" ma:index="21" nillable="true" ma:displayName="Unified Compliance Policy UI Action" ma:hidden="true" ma:internalName="_ip_UnifiedCompliancePolicyUIAction" ma:readOnly="false">
-      <xsd:simpleType>
-        <xsd:restriction base="dms:Text"/>
-      </xsd:simpleType>
-    </xsd:element>
-  </xsd:schema>
-  <xsd:schema xmlns:xsd="http://www.w3.org/2001/XMLSchema" xmlns:xs="http://www.w3.org/2001/XMLSchema" xmlns:dms="http://schemas.microsoft.com/office/2006/documentManagement/types" xmlns:pc="http://schemas.microsoft.com/office/infopath/2007/PartnerControls" targetNamespace="71af3243-3dd4-4a8d-8c0d-dd76da1f02a5" elementFormDefault="qualified">
-    <xsd:import namespace="http://schemas.microsoft.com/office/2006/documentManagement/types"/>
-    <xsd:import namespace="http://schemas.microsoft.com/office/infopath/2007/PartnerControls"/>
-    <xsd:element name="Status" ma:index="2" nillable="true" ma:displayName="Status" ma:default="Not started" ma:format="Dropdown" ma:internalName="Status" ma:readOnly="false">
-      <xsd:simpleType>
-        <xsd:restriction base="dms:Choice">
-          <xsd:enumeration value="Not started"/>
-          <xsd:enumeration value="In Progress"/>
-          <xsd:enumeration value="Completed"/>
-        </xsd:restriction>
-      </xsd:simpleType>
-    </xsd:element>
-    <xsd:element name="Image" ma:index="3" nillable="true" ma:displayName="Image" ma:format="Image" ma:internalName="Image" ma:readOnly="false">
-      <xsd:complexType>
-        <xsd:complexContent>
-          <xsd:extension base="dms:URL">
-            <xsd:sequence>
-              <xsd:element name="Url" type="dms:ValidUrl" minOccurs="0" nillable="true"/>
-              <xsd:element name="Description" type="xsd:string" nillable="true"/>
-            </xsd:sequence>
-          </xsd:extension>
-        </xsd:complexContent>
-      </xsd:complexType>
-    </xsd:element>
-    <xsd:element name="MediaServiceMetadata" ma:index="8" nillable="true" ma:displayName="MediaServiceMetadata" ma:hidden="true" ma:internalName="MediaServiceMetadata" ma:readOnly="true">
-      <xsd:simpleType>
-        <xsd:restriction base="dms:Note"/>
-      </xsd:simpleType>
-    </xsd:element>
-    <xsd:element name="MediaServiceFastMetadata" ma:index="9" nillable="true" ma:displayName="MediaServiceFastMetadata" ma:hidden="true" ma:internalName="MediaServiceFastMetadata" ma:readOnly="true">
-      <xsd:simpleType>
-        <xsd:restriction base="dms:Note"/>
-      </xsd:simpleType>
-    </xsd:element>
-    <xsd:element name="MediaServiceOCR" ma:index="10" nillable="true" ma:displayName="MediaServiceOCR" ma:hidden="true" ma:internalName="MediaServiceOCR" ma:readOnly="true">
-      <xsd:simpleType>
-        <xsd:restriction base="dms:Note"/>
-      </xsd:simpleType>
-    </xsd:element>
-    <xsd:element name="MediaServiceAutoTags" ma:index="11" nillable="true" ma:displayName="MediaServiceAutoTags" ma:hidden="true" ma:internalName="MediaServiceAutoTags" ma:readOnly="true">
-      <xsd:simpleType>
-        <xsd:restriction base="dms:Text"/>
-      </xsd:simpleType>
-    </xsd:element>
-    <xsd:element name="MediaServiceEventHashCode" ma:index="12" nillable="true" ma:displayName="MediaServiceEventHashCode" ma:hidden="true" ma:internalName="MediaServiceEventHashCode" ma:readOnly="true">
-      <xsd:simpleType>
-        <xsd:restriction base="dms:Text"/>
-      </xsd:simpleType>
-    </xsd:element>
-    <xsd:element name="MediaServiceGenerationTime" ma:index="13" nillable="true" ma:displayName="MediaServiceGenerationTime" ma:hidden="true" ma:internalName="MediaServiceGenerationTime" ma:readOnly="true">
-      <xsd:simpleType>
-        <xsd:restriction base="dms:Text"/>
-      </xsd:simpleType>
-    </xsd:element>
-    <xsd:element name="MediaServiceAutoKeyPoints" ma:index="16" nillable="true" ma:displayName="MediaServiceAutoKeyPoints" ma:hidden="true" ma:internalName="MediaServiceAutoKeyPoints" ma:readOnly="true">
-      <xsd:simpleType>
-        <xsd:restriction base="dms:Note"/>
-      </xsd:simpleType>
-    </xsd:element>
-    <xsd:element name="MediaServiceKeyPoints" ma:index="17" nillable="true" ma:displayName="KeyPoints" ma:hidden="true" ma:internalName="MediaServiceKeyPoints" ma:readOnly="false">
-      <xsd:simpleType>
-        <xsd:restriction base="dms:Note"/>
-      </xsd:simpleType>
-    </xsd:element>
-    <xsd:element name="MediaServiceDateTaken" ma:index="18" nillable="true" ma:displayName="MediaServiceDateTaken" ma:hidden="true" ma:internalName="MediaServiceDateTaken" ma:readOnly="true">
-      <xsd:simpleType>
-        <xsd:restriction base="dms:Text"/>
-      </xsd:simpleType>
-    </xsd:element>
-    <xsd:element name="ImageTagsTaxHTField" ma:index="25" nillable="true" ma:taxonomy="true" ma:internalName="ImageTagsTaxHTField" ma:taxonomyFieldName="MediaServiceImageTags" ma:displayName="Image Tags" ma:readOnly="false" ma:fieldId="{5cf76f15-5ced-4ddc-b409-7134ff3c332f}" ma:taxonomyMulti="true" ma:sspId="e385fb40-52d4-4fae-9c5b-3e8ff8a5878e" ma:termSetId="09814cd3-568e-fe90-9814-8d621ff8fb84" ma:anchorId="fba54fb3-c3e1-fe81-a776-ca4b69148c4d" ma:open="true" ma:isKeyword="false">
-      <xsd:complexType>
-        <xsd:sequence>
-          <xsd:element ref="pc:Terms" minOccurs="0" maxOccurs="1"/>
-        </xsd:sequence>
-      </xsd:complexType>
-    </xsd:element>
-    <xsd:element name="MediaServiceLocation" ma:index="26" nillable="true" ma:displayName="Location" ma:hidden="true" ma:internalName="MediaServiceLocation" ma:readOnly="true">
-      <xsd:simpleType>
-        <xsd:restriction base="dms:Text"/>
-      </xsd:simpleType>
-    </xsd:element>
-    <xsd:element name="MediaLengthInSeconds" ma:index="27" nillable="true" ma:displayName="MediaLengthInSeconds" ma:hidden="true" ma:internalName="MediaLengthInSeconds" ma:readOnly="true">
-      <xsd:simpleType>
-        <xsd:restriction base="dms:Unknown"/>
-      </xsd:simpleType>
-    </xsd:element>
-    <xsd:element name="Background" ma:index="28" nillable="true" ma:displayName="Background" ma:default="0" ma:format="Dropdown" ma:internalName="Background">
-      <xsd:simpleType>
-        <xsd:restriction base="dms:Boolean"/>
-      </xsd:simpleType>
-    </xsd:element>
-    <xsd:element name="MediaServiceSearchProperties" ma:index="29" nillable="true" ma:displayName="MediaServiceSearchProperties" ma:hidden="true" ma:internalName="MediaServiceSearchProperties" ma:readOnly="true">
-      <xsd:simpleType>
-        <xsd:restriction base="dms:Note"/>
-      </xsd:simpleType>
-    </xsd:element>
-    <xsd:element name="MediaServiceDocTags" ma:index="30" nillable="true" ma:displayName="MediaServiceDocTags" ma:hidden="true" ma:internalName="MediaServiceDocTags" ma:readOnly="true">
-      <xsd:simpleType>
-        <xsd:restriction base="dms:Note"/>
-      </xsd:simpleType>
-    </xsd:element>
-  </xsd:schema>
-  <xsd:schema xmlns:xsd="http://www.w3.org/2001/XMLSchema" xmlns:xs="http://www.w3.org/2001/XMLSchema" xmlns:dms="http://schemas.microsoft.com/office/2006/documentManagement/types" xmlns:pc="http://schemas.microsoft.com/office/infopath/2007/PartnerControls" targetNamespace="16c05727-aa75-4e4a-9b5f-8a80a1165891" elementFormDefault="qualified">
-    <xsd:import namespace="http://schemas.microsoft.com/office/2006/documentManagement/types"/>
-    <xsd:import namespace="http://schemas.microsoft.com/office/infopath/2007/PartnerControls"/>
-    <xsd:element name="SharedWithUsers" ma:index="14" nillable="true" ma:displayName="Shared With" ma:hidden="true" ma:internalName="SharedWithUsers" ma:readOnly="true">
-      <xsd:complexType>
-        <xsd:complexContent>
-          <xsd:extension base="dms:UserMulti">
-            <xsd:sequence>
-              <xsd:element name="UserInfo" minOccurs="0" maxOccurs="unbounded">
-                <xsd:complexType>
-                  <xsd:sequence>
-                    <xsd:element name="DisplayName" type="xsd:string" minOccurs="0"/>
-                    <xsd:element name="AccountId" type="dms:UserId" minOccurs="0" nillable="true"/>
-                    <xsd:element name="AccountType" type="xsd:string" minOccurs="0"/>
-                  </xsd:sequence>
-                </xsd:complexType>
-              </xsd:element>
-            </xsd:sequence>
-          </xsd:extension>
-        </xsd:complexContent>
-      </xsd:complexType>
-    </xsd:element>
-    <xsd:element name="SharedWithDetails" ma:index="15" nillable="true" ma:displayName="Shared With Details" ma:hidden="true" ma:internalName="SharedWithDetails" ma:readOnly="true">
-      <xsd:simpleType>
-        <xsd:restriction base="dms:Note"/>
-      </xsd:simpleType>
-    </xsd:element>
-  </xsd:schema>
-  <xsd:schema xmlns:xsd="http://www.w3.org/2001/XMLSchema" xmlns:xs="http://www.w3.org/2001/XMLSchema" xmlns:dms="http://schemas.microsoft.com/office/2006/documentManagement/types" xmlns:pc="http://schemas.microsoft.com/office/infopath/2007/PartnerControls" targetNamespace="230e9df3-be65-4c73-a93b-d1236ebd677e" elementFormDefault="qualified">
-    <xsd:import namespace="http://schemas.microsoft.com/office/2006/documentManagement/types"/>
-    <xsd:import namespace="http://schemas.microsoft.com/office/infopath/2007/PartnerControls"/>
-    <xsd:element name="TaxCatchAll" ma:index="23" nillable="true" ma:displayName="Taxonomy Catch All Column" ma:hidden="true" ma:list="{3f6bfcbc-3db3-4ae6-bd76-326f0798ad28}" ma:internalName="TaxCatchAll" ma:readOnly="false" ma:showField="CatchAllData" ma:web="16c05727-aa75-4e4a-9b5f-8a80a1165891">
-      <xsd:complexType>
-        <xsd:complexContent>
-          <xsd:extension base="dms:MultiChoiceLookup">
-            <xsd:sequence>
-              <xsd:element name="Value" type="dms:Lookup" maxOccurs="unbounded" minOccurs="0" nillable="true"/>
-            </xsd:sequence>
-          </xsd:extension>
-        </xsd:complexContent>
-      </xsd:complexType>
-    </xsd:element>
-  </xsd:schema>
-  <xsd:schema xmlns="http://schemas.openxmlformats.org/package/2006/metadata/core-properties" xmlns:xsd="http://www.w3.org/2001/XMLSchema" xmlns:xsi="http://www.w3.org/2001/XMLSchema-instance" xmlns:dc="http://purl.org/dc/elements/1.1/" xmlns:dcterms="http://purl.org/dc/terms/" xmlns:odoc="http://schemas.microsoft.com/internal/obd" targetNamespace="http://schemas.openxmlformats.org/package/2006/metadata/core-properties" elementFormDefault="qualified" attributeFormDefault="unqualified" blockDefault="#all">
-    <xsd:import namespace="http://purl.org/dc/elements/1.1/" schemaLocation="http://dublincore.org/schemas/xmls/qdc/2003/04/02/dc.xsd"/>
-    <xsd:import namespace="http://purl.org/dc/terms/" schemaLocation="http://dublincore.org/schemas/xmls/qdc/2003/04/02/dcterms.xsd"/>
-    <xsd:element name="coreProperties" type="CT_coreProperties"/>
-    <xsd:complexType name="CT_coreProperties">
-      <xsd:all>
-        <xsd:element ref="dc:creator" minOccurs="0" maxOccurs="1"/>
-        <xsd:element ref="dcterms:created" minOccurs="0" maxOccurs="1"/>
-        <xsd:element ref="dc:identifier" minOccurs="0" maxOccurs="1"/>
-        <xsd:element name="contentType" minOccurs="0" maxOccurs="1" type="xsd:string" ma:displayName="Content Type"/>
-        <xsd:element ref="dc:title" minOccurs="0" maxOccurs="1" ma:index="1" ma:displayName="Title"/>
-        <xsd:element ref="dc:subject" minOccurs="0" maxOccurs="1"/>
-        <xsd:element ref="dc:description" minOccurs="0" maxOccurs="1"/>
-        <xsd:element name="keywords" minOccurs="0" maxOccurs="1" type="xsd:string"/>
-        <xsd:element ref="dc:language" minOccurs="0" maxOccurs="1"/>
-        <xsd:element name="category" minOccurs="0" maxOccurs="1" type="xsd:string"/>
-        <xsd:element name="version" minOccurs="0" maxOccurs="1" type="xsd:string"/>
-        <xsd:element name="revision" minOccurs="0" maxOccurs="1" type="xsd:string">
-          <xsd:annotation>
-            <xsd:documentation>
-                        This value indicates the number of saves or revisions. The application is responsible for updating this value after each revision.
-                    </xsd:documentation>
-          </xsd:annotation>
-        </xsd:element>
-        <xsd:element name="lastModifiedBy" minOccurs="0" maxOccurs="1" type="xsd:string"/>
-        <xsd:element ref="dcterms:modified" minOccurs="0" maxOccurs="1"/>
-        <xsd:element name="contentStatus" minOccurs="0" maxOccurs="1" type="xsd:string"/>
-      </xsd:all>
-    </xsd:complexType>
-  </xsd:schema>
-  <xs:schema xmlns:pc="http://schemas.microsoft.com/office/infopath/2007/PartnerControls" xmlns:xs="http://www.w3.org/2001/XMLSchema" targetNamespace="http://schemas.microsoft.com/office/infopath/2007/PartnerControls" elementFormDefault="qualified" attributeFormDefault="unqualified">
-    <xs:element name="Person">
-      <xs:complexType>
-        <xs:sequence>
-          <xs:element ref="pc:DisplayName" minOccurs="0"/>
-          <xs:element ref="pc:AccountId" minOccurs="0"/>
-          <xs:element ref="pc:AccountType" minOccurs="0"/>
-        </xs:sequence>
-      </xs:complexType>
-    </xs:element>
-    <xs:element name="DisplayName" type="xs:string"/>
-    <xs:element name="AccountId" type="xs:string"/>
-    <xs:element name="AccountType" type="xs:string"/>
-    <xs:element name="BDCAssociatedEntity">
-      <xs:complexType>
-        <xs:sequence>
-          <xs:element ref="pc:BDCEntity" minOccurs="0" maxOccurs="unbounded"/>
-        </xs:sequence>
-        <xs:attribute ref="pc:EntityNamespace"/>
-        <xs:attribute ref="pc:EntityName"/>
-        <xs:attribute ref="pc:SystemInstanceName"/>
-        <xs:attribute ref="pc:AssociationName"/>
-      </xs:complexType>
-    </xs:element>
-    <xs:attribute name="EntityNamespace" type="xs:string"/>
-    <xs:attribute name="EntityName" type="xs:string"/>
-    <xs:attribute name="SystemInstanceName" type="xs:string"/>
-    <xs:attribute name="AssociationName" type="xs:string"/>
-    <xs:element name="BDCEntity">
-      <xs:complexType>
-        <xs:sequence>
-          <xs:element ref="pc:EntityDisplayName" minOccurs="0"/>
-          <xs:element ref="pc:EntityInstanceReference" minOccurs="0"/>
-          <xs:element ref="pc:EntityId1" minOccurs="0"/>
-          <xs:element ref="pc:EntityId2" minOccurs="0"/>
-          <xs:element ref="pc:EntityId3" minOccurs="0"/>
-          <xs:element ref="pc:EntityId4" minOccurs="0"/>
-          <xs:element ref="pc:EntityId5" minOccurs="0"/>
-        </xs:sequence>
-      </xs:complexType>
-    </xs:element>
-    <xs:element name="EntityDisplayName" type="xs:string"/>
-    <xs:element name="EntityInstanceReference" type="xs:string"/>
-    <xs:element name="EntityId1" type="xs:string"/>
-    <xs:element name="EntityId2" type="xs:string"/>
-    <xs:element name="EntityId3" type="xs:string"/>
-    <xs:element name="EntityId4" type="xs:string"/>
-    <xs:element name="EntityId5" type="xs:string"/>
-    <xs:element name="Terms">
-      <xs:complexType>
-        <xs:sequence>
-          <xs:element ref="pc:TermInfo" minOccurs="0" maxOccurs="unbounded"/>
-        </xs:sequence>
-      </xs:complexType>
-    </xs:element>
-    <xs:element name="TermInfo">
-      <xs:complexType>
-        <xs:sequence>
-          <xs:element ref="pc:TermName" minOccurs="0"/>
-          <xs:element ref="pc:TermId" minOccurs="0"/>
-        </xs:sequence>
-      </xs:complexType>
-    </xs:element>
-    <xs:element name="TermName" type="xs:string"/>
-    <xs:element name="TermId" type="xs:string"/>
-  </xs:schema>
-</ct:contentTypeSchema>
-</file>
-
-<file path=customXml/item33.xml><?xml version="1.0" encoding="utf-8"?>
-<?mso-contentType ?>
-<FormTemplates xmlns="http://schemas.microsoft.com/sharepoint/v3/contenttype/forms">
-  <Display>DocumentLibraryForm</Display>
-  <Edit>DocumentLibraryForm</Edit>
-  <New>DocumentLibraryForm</New>
-</FormTemplates>
-</file>
-
-<file path=customXml/item4.xml><?xml version="1.0" encoding="utf-8"?>
-<p:properties xmlns:p="http://schemas.microsoft.com/office/2006/metadata/properties" xmlns:xsi="http://www.w3.org/2001/XMLSchema-instance" xmlns:pc="http://schemas.microsoft.com/office/infopath/2007/PartnerControls">
-  <documentManagement>
-    <_ip_UnifiedCompliancePolicyUIAction xmlns="http://schemas.microsoft.com/sharepoint/v3" xsi:nil="true"/>
-    <Image xmlns="71af3243-3dd4-4a8d-8c0d-dd76da1f02a5">
-      <Url xsi:nil="true"/>
-      <Description xsi:nil="true"/>
-    </Image>
-    <Status xmlns="71af3243-3dd4-4a8d-8c0d-dd76da1f02a5">Not started</Status>
-    <Background xmlns="71af3243-3dd4-4a8d-8c0d-dd76da1f02a5">false</Background>
-    <_ip_UnifiedCompliancePolicyProperties xmlns="http://schemas.microsoft.com/sharepoint/v3" xsi:nil="true"/>
-    <ImageTagsTaxHTField xmlns="71af3243-3dd4-4a8d-8c0d-dd76da1f02a5">
-      <Terms xmlns="http://schemas.microsoft.com/office/infopath/2007/PartnerControls"/>
-    </ImageTagsTaxHTField>
-    <TaxCatchAll xmlns="230e9df3-be65-4c73-a93b-d1236ebd677e" xsi:nil="true"/>
-    <MediaServiceKeyPoints xmlns="71af3243-3dd4-4a8d-8c0d-dd76da1f02a5" xsi:nil="true"/>
-  </documentManagement>
-</p:properties>
-</file>
-
-<file path=customXml/itemProps12.xml><?xml version="1.0" encoding="utf-8"?>
-<ds:datastoreItem xmlns:ds="http://schemas.openxmlformats.org/officeDocument/2006/customXml" ds:itemID="{D35BEFB9-D271-4F27-ADE0-480D3FB2E390}">
-  <ds:schemaRefs>
-    <ds:schemaRef ds:uri="http://schemas.openxmlformats.org/officeDocument/2006/bibliography"/>
-  </ds:schemaRefs>
-</ds:datastoreItem>
-</file>
-
-<file path=customXml/itemProps24.xml><?xml version="1.0" encoding="utf-8"?>
-<ds:datastoreItem xmlns:ds="http://schemas.openxmlformats.org/officeDocument/2006/customXml" ds:itemID="{C985E964-FB0D-486C-9580-0DCD5FB97A68}"/>
-</file>
-
-<file path=customXml/itemProps33.xml><?xml version="1.0" encoding="utf-8"?>
-<ds:datastoreItem xmlns:ds="http://schemas.openxmlformats.org/officeDocument/2006/customXml" ds:itemID="{FFE0E656-0ABD-4E07-8FAA-15C8D30F706C}"/>
-</file>
-
-<file path=customXml/itemProps41.xml><?xml version="1.0" encoding="utf-8"?>
-<ds:datastoreItem xmlns:ds="http://schemas.openxmlformats.org/officeDocument/2006/customXml" ds:itemID="{2272A2AC-1426-4285-91E4-E2E34982D6AD}"/>
-</file>
-
 <file path=docMetadata/LabelInfo.xml><?xml version="1.0" encoding="utf-8"?>
 <clbl:labelList xmlns:clbl="http://schemas.microsoft.com/office/2020/mipLabelMetadata"/>
 </file>